--- a/product/evidence/req-005/sole-trader/continuity-of-supports-plan.docx
+++ b/product/evidence/req-005/sole-trader/continuity-of-supports-plan.docx
@@ -431,7 +431,20 @@
           <w:sz w:val="22"/>
           <w:szCs w:val="22"/>
         </w:rPr>
-        <w:t xml:space="preserve">This plan shows how Sunrise Supports keeps supports going when a worker or we are unavailable, or the business changes. It supports the Commission's standard on continuity of supports. [Provider to complete: confirm the exact standard name or number.]</w:t>
+        <w:t xml:space="preserve">This plan shows how Sunrise Supports keeps supports going when people or the business are unavailable.</w:t>
+      </w:r>
+    </w:p>
+    <w:p>
+      <w:pPr>
+        <w:spacing w:after="120"/>
+      </w:pPr>
+      <w:r>
+        <w:rPr>
+          <w:rFonts w:ascii="Calibri" w:cs="Calibri" w:eastAsia="Calibri" w:hAnsi="Calibri"/>
+          <w:sz w:val="22"/>
+          <w:szCs w:val="22"/>
+        </w:rPr>
+        <w:t xml:space="preserve">It supports the conditions of registration, which require us to keep supports going for participants.</w:t>
       </w:r>
     </w:p>
     <w:p>
@@ -1605,7 +1618,20 @@
           <w:sz w:val="22"/>
           <w:szCs w:val="22"/>
         </w:rPr>
-        <w:t xml:space="preserve">Sunrise Supports is run by one person. We plan in three stages: before something goes wrong, while it is happening, and after it is over. This section sets out the steps at each stage for household tasks supports delivered in New South Wales.</w:t>
+        <w:t xml:space="preserve">Sunrise Supports is run by one person, who delivers all of our household tasks supports. This section sets out what we do before a disruption, during it, and after it. See section 3 Scenarios we plan for for the situations we cover.</w:t>
+      </w:r>
+    </w:p>
+    <w:p>
+      <w:pPr>
+        <w:spacing w:after="120"/>
+      </w:pPr>
+      <w:r>
+        <w:rPr>
+          <w:rFonts w:ascii="Calibri" w:cs="Calibri" w:eastAsia="Calibri" w:hAnsi="Calibri"/>
+          <w:sz w:val="22"/>
+          <w:szCs w:val="22"/>
+        </w:rPr>
+        <w:t xml:space="preserve">Before a disruption, we get ready so that supports can carry on or hand over safely.</w:t>
       </w:r>
     </w:p>
     <w:p>
@@ -1623,7 +1649,7 @@
           <w:sz w:val="22"/>
           <w:szCs w:val="22"/>
         </w:rPr>
-        <w:t xml:space="preserve">Before: we keep a current list of each participant's agreed supports, visit days and times, and preferred contact. We keep it where we can reach it on any day.</w:t>
+        <w:t xml:space="preserve">We keep a current list of each participant's supports, schedule and contact details in a secure place we can reach quickly.</w:t>
       </w:r>
     </w:p>
     <w:p>
@@ -1641,7 +1667,7 @@
           <w:sz w:val="22"/>
           <w:szCs w:val="22"/>
         </w:rPr>
-        <w:t xml:space="preserve">Before: we agree with each participant what they want us to do if a visit cannot go ahead, including who they would like us to call and whether they want a different day.</w:t>
+        <w:t xml:space="preserve">We keep a note for each participant of any support needs or risks that a new worker or provider would need to know.</w:t>
       </w:r>
     </w:p>
     <w:p>
@@ -1659,7 +1685,7 @@
           <w:sz w:val="22"/>
           <w:szCs w:val="22"/>
         </w:rPr>
-        <w:t xml:space="preserve">Before: we name at least one other provider or trusted contact who could cover household tasks in an emergency, and we confirm each year that they are still willing.</w:t>
+        <w:t xml:space="preserve">We agree in advance with each participant who they would like us to contact, and how, if we cannot attend.</w:t>
       </w:r>
     </w:p>
     <w:p>
@@ -1677,7 +1703,7 @@
           <w:sz w:val="22"/>
           <w:szCs w:val="22"/>
         </w:rPr>
-        <w:t xml:space="preserve">During: as soon as we know a visit cannot go ahead, we tell the participant and, where they have asked us to, their nominated contact. We say what has changed and when we will next be in touch.</w:t>
+        <w:t xml:space="preserve">We name a backup provider or worker we could ask to cover, and we check each year that they are still willing and available.</w:t>
       </w:r>
     </w:p>
     <w:p>
@@ -1695,61 +1721,7 @@
           <w:sz w:val="22"/>
           <w:szCs w:val="22"/>
         </w:rPr>
-        <w:t xml:space="preserve">During: we offer a new visit time, or help the participant to arrange cover from the named alternative provider. We do not leave a participant without a way to get a support they depend on.</w:t>
-      </w:r>
-    </w:p>
-    <w:p>
-      <w:pPr>
-        <w:pStyle w:val="ListParagraph"/>
-        <w:numPr>
-          <w:ilvl w:val="0"/>
-          <w:numId w:val="2"/>
-        </w:numPr>
-        <w:spacing w:after="60"/>
-      </w:pPr>
-      <w:r>
-        <w:rPr>
-          <w:rFonts w:ascii="Calibri" w:cs="Calibri" w:eastAsia="Calibri" w:hAnsi="Calibri"/>
-          <w:sz w:val="22"/>
-          <w:szCs w:val="22"/>
-        </w:rPr>
-        <w:t xml:space="preserve">During: if the cause is a risk to a participant's safety or wellbeing, we deal with that first and follow our incident and complaints documents for any reporting steps.</w:t>
-      </w:r>
-    </w:p>
-    <w:p>
-      <w:pPr>
-        <w:pStyle w:val="ListParagraph"/>
-        <w:numPr>
-          <w:ilvl w:val="0"/>
-          <w:numId w:val="2"/>
-        </w:numPr>
-        <w:spacing w:after="60"/>
-      </w:pPr>
-      <w:r>
-        <w:rPr>
-          <w:rFonts w:ascii="Calibri" w:cs="Calibri" w:eastAsia="Calibri" w:hAnsi="Calibri"/>
-          <w:sz w:val="22"/>
-          <w:szCs w:val="22"/>
-        </w:rPr>
-        <w:t xml:space="preserve">After: we check that every affected participant has had their support or has a confirmed new time. We record what happened and how long supports were disrupted.</w:t>
-      </w:r>
-    </w:p>
-    <w:p>
-      <w:pPr>
-        <w:pStyle w:val="ListParagraph"/>
-        <w:numPr>
-          <w:ilvl w:val="0"/>
-          <w:numId w:val="2"/>
-        </w:numPr>
-        <w:spacing w:after="60"/>
-      </w:pPr>
-      <w:r>
-        <w:rPr>
-          <w:rFonts w:ascii="Calibri" w:cs="Calibri" w:eastAsia="Calibri" w:hAnsi="Calibri"/>
-          <w:sz w:val="22"/>
-          <w:szCs w:val="22"/>
-        </w:rPr>
-        <w:t xml:space="preserve">After: we ask the participant if the arrangement worked for them. We change this plan if their answers or our own review show a gap.</w:t>
+        <w:t xml:space="preserve">We tell participants at the start of their supports how we handle absences and closure, and where to find this plan.</w:t>
       </w:r>
     </w:p>
     <w:p>
@@ -1762,7 +1734,7 @@
           <w:sz w:val="22"/>
           <w:szCs w:val="22"/>
         </w:rPr>
-        <w:t xml:space="preserve">We tell participants about changes in plain language and in the way they have told us they prefer, such as a call, a text or a visit. We never rely on a participant to chase us for news.</w:t>
+        <w:t xml:space="preserve">During a disruption, we tell participants early and arrange cover or another way to meet their needs.</w:t>
       </w:r>
     </w:p>
     <w:tbl>
@@ -1806,7 +1778,7 @@
                 <w:sz w:val="22"/>
                 <w:szCs w:val="22"/>
               </w:rPr>
-              <w:t xml:space="preserve">Stage</w:t>
+              <w:t xml:space="preserve">Situation</w:t>
             </w:r>
           </w:p>
         </w:tc>
@@ -1830,7 +1802,7 @@
                 <w:sz w:val="22"/>
                 <w:szCs w:val="22"/>
               </w:rPr>
-              <w:t xml:space="preserve">Who acts</w:t>
+              <w:t xml:space="preserve">What we do</w:t>
             </w:r>
           </w:p>
         </w:tc>
@@ -1854,7 +1826,7 @@
                 <w:sz w:val="22"/>
                 <w:szCs w:val="22"/>
               </w:rPr>
-              <w:t xml:space="preserve">What they do</w:t>
+              <w:t xml:space="preserve">When</w:t>
             </w:r>
           </w:p>
         </w:tc>
@@ -1877,49 +1849,49 @@
                 <w:sz w:val="22"/>
                 <w:szCs w:val="22"/>
               </w:rPr>
-              <w:t xml:space="preserve">Before</w:t>
-            </w:r>
-          </w:p>
-        </w:tc>
-        <w:tc>
-          <w:tcPr>
-            <w:tcW w:type="dxa" w:w="3000"/>
-            <w:tcBorders>
-              <w:top w:val="single" w:color="999999" w:sz="4"/>
-              <w:left w:val="single" w:color="999999" w:sz="4"/>
-              <w:bottom w:val="single" w:color="999999" w:sz="4"/>
-              <w:right w:val="single" w:color="999999" w:sz="4"/>
-            </w:tcBorders>
-          </w:tcPr>
-          <w:p>
-            <w:r>
-              <w:rPr>
-                <w:rFonts w:ascii="Calibri" w:cs="Calibri" w:eastAsia="Calibri" w:hAnsi="Calibri"/>
-                <w:sz w:val="22"/>
-                <w:szCs w:val="22"/>
-              </w:rPr>
-              <w:t xml:space="preserve">Owner of Sunrise Supports</w:t>
-            </w:r>
-          </w:p>
-        </w:tc>
-        <w:tc>
-          <w:tcPr>
-            <w:tcW w:type="dxa" w:w="3000"/>
-            <w:tcBorders>
-              <w:top w:val="single" w:color="999999" w:sz="4"/>
-              <w:left w:val="single" w:color="999999" w:sz="4"/>
-              <w:bottom w:val="single" w:color="999999" w:sz="4"/>
-              <w:right w:val="single" w:color="999999" w:sz="4"/>
-            </w:tcBorders>
-          </w:tcPr>
-          <w:p>
-            <w:r>
-              <w:rPr>
-                <w:rFonts w:ascii="Calibri" w:cs="Calibri" w:eastAsia="Calibri" w:hAnsi="Calibri"/>
-                <w:sz w:val="22"/>
-                <w:szCs w:val="22"/>
-              </w:rPr>
-              <w:t xml:space="preserve">Keeps participant details, cover contacts and preferences up to date.</w:t>
+              <w:t xml:space="preserve">We cannot attend a visit (for example, illness)</w:t>
+            </w:r>
+          </w:p>
+        </w:tc>
+        <w:tc>
+          <w:tcPr>
+            <w:tcW w:type="dxa" w:w="3000"/>
+            <w:tcBorders>
+              <w:top w:val="single" w:color="999999" w:sz="4"/>
+              <w:left w:val="single" w:color="999999" w:sz="4"/>
+              <w:bottom w:val="single" w:color="999999" w:sz="4"/>
+              <w:right w:val="single" w:color="999999" w:sz="4"/>
+            </w:tcBorders>
+          </w:tcPr>
+          <w:p>
+            <w:r>
+              <w:rPr>
+                <w:rFonts w:ascii="Calibri" w:cs="Calibri" w:eastAsia="Calibri" w:hAnsi="Calibri"/>
+                <w:sz w:val="22"/>
+                <w:szCs w:val="22"/>
+              </w:rPr>
+              <w:t xml:space="preserve">We contact the participant, offer to reschedule or arrange cover, and confirm the new plan with them.</w:t>
+            </w:r>
+          </w:p>
+        </w:tc>
+        <w:tc>
+          <w:tcPr>
+            <w:tcW w:type="dxa" w:w="3000"/>
+            <w:tcBorders>
+              <w:top w:val="single" w:color="999999" w:sz="4"/>
+              <w:left w:val="single" w:color="999999" w:sz="4"/>
+              <w:bottom w:val="single" w:color="999999" w:sz="4"/>
+              <w:right w:val="single" w:color="999999" w:sz="4"/>
+            </w:tcBorders>
+          </w:tcPr>
+          <w:p>
+            <w:r>
+              <w:rPr>
+                <w:rFonts w:ascii="Calibri" w:cs="Calibri" w:eastAsia="Calibri" w:hAnsi="Calibri"/>
+                <w:sz w:val="22"/>
+                <w:szCs w:val="22"/>
+              </w:rPr>
+              <w:t xml:space="preserve">As soon as we know, and before the visit starts</w:t>
             </w:r>
           </w:p>
         </w:tc>
@@ -1942,49 +1914,49 @@
                 <w:sz w:val="22"/>
                 <w:szCs w:val="22"/>
               </w:rPr>
-              <w:t xml:space="preserve">During</w:t>
-            </w:r>
-          </w:p>
-        </w:tc>
-        <w:tc>
-          <w:tcPr>
-            <w:tcW w:type="dxa" w:w="3000"/>
-            <w:tcBorders>
-              <w:top w:val="single" w:color="999999" w:sz="4"/>
-              <w:left w:val="single" w:color="999999" w:sz="4"/>
-              <w:bottom w:val="single" w:color="999999" w:sz="4"/>
-              <w:right w:val="single" w:color="999999" w:sz="4"/>
-            </w:tcBorders>
-          </w:tcPr>
-          <w:p>
-            <w:r>
-              <w:rPr>
-                <w:rFonts w:ascii="Calibri" w:cs="Calibri" w:eastAsia="Calibri" w:hAnsi="Calibri"/>
-                <w:sz w:val="22"/>
-                <w:szCs w:val="22"/>
-              </w:rPr>
-              <w:t xml:space="preserve">Owner of Sunrise Supports</w:t>
-            </w:r>
-          </w:p>
-        </w:tc>
-        <w:tc>
-          <w:tcPr>
-            <w:tcW w:type="dxa" w:w="3000"/>
-            <w:tcBorders>
-              <w:top w:val="single" w:color="999999" w:sz="4"/>
-              <w:left w:val="single" w:color="999999" w:sz="4"/>
-              <w:bottom w:val="single" w:color="999999" w:sz="4"/>
-              <w:right w:val="single" w:color="999999" w:sz="4"/>
-            </w:tcBorders>
-          </w:tcPr>
-          <w:p>
-            <w:r>
-              <w:rPr>
-                <w:rFonts w:ascii="Calibri" w:cs="Calibri" w:eastAsia="Calibri" w:hAnsi="Calibri"/>
-                <w:sz w:val="22"/>
-                <w:szCs w:val="22"/>
-              </w:rPr>
-              <w:t xml:space="preserve">Contacts participants, arranges new times or cover, and records each contact.</w:t>
+              <w:t xml:space="preserve">We are unavailable for a longer period</w:t>
+            </w:r>
+          </w:p>
+        </w:tc>
+        <w:tc>
+          <w:tcPr>
+            <w:tcW w:type="dxa" w:w="3000"/>
+            <w:tcBorders>
+              <w:top w:val="single" w:color="999999" w:sz="4"/>
+              <w:left w:val="single" w:color="999999" w:sz="4"/>
+              <w:bottom w:val="single" w:color="999999" w:sz="4"/>
+              <w:right w:val="single" w:color="999999" w:sz="4"/>
+            </w:tcBorders>
+          </w:tcPr>
+          <w:p>
+            <w:r>
+              <w:rPr>
+                <w:rFonts w:ascii="Calibri" w:cs="Calibri" w:eastAsia="Calibri" w:hAnsi="Calibri"/>
+                <w:sz w:val="22"/>
+                <w:szCs w:val="22"/>
+              </w:rPr>
+              <w:t xml:space="preserve">We contact each participant, offer cover from our backup, and help them find another provider if they prefer.</w:t>
+            </w:r>
+          </w:p>
+        </w:tc>
+        <w:tc>
+          <w:tcPr>
+            <w:tcW w:type="dxa" w:w="3000"/>
+            <w:tcBorders>
+              <w:top w:val="single" w:color="999999" w:sz="4"/>
+              <w:left w:val="single" w:color="999999" w:sz="4"/>
+              <w:bottom w:val="single" w:color="999999" w:sz="4"/>
+              <w:right w:val="single" w:color="999999" w:sz="4"/>
+            </w:tcBorders>
+          </w:tcPr>
+          <w:p>
+            <w:r>
+              <w:rPr>
+                <w:rFonts w:ascii="Calibri" w:cs="Calibri" w:eastAsia="Calibri" w:hAnsi="Calibri"/>
+                <w:sz w:val="22"/>
+                <w:szCs w:val="22"/>
+              </w:rPr>
+              <w:t xml:space="preserve">Within 1 business day of knowing</w:t>
             </w:r>
           </w:p>
         </w:tc>
@@ -2007,114 +1979,49 @@
                 <w:sz w:val="22"/>
                 <w:szCs w:val="22"/>
               </w:rPr>
-              <w:t xml:space="preserve">During</w:t>
-            </w:r>
-          </w:p>
-        </w:tc>
-        <w:tc>
-          <w:tcPr>
-            <w:tcW w:type="dxa" w:w="3000"/>
-            <w:tcBorders>
-              <w:top w:val="single" w:color="999999" w:sz="4"/>
-              <w:left w:val="single" w:color="999999" w:sz="4"/>
-              <w:bottom w:val="single" w:color="999999" w:sz="4"/>
-              <w:right w:val="single" w:color="999999" w:sz="4"/>
-            </w:tcBorders>
-          </w:tcPr>
-          <w:p>
-            <w:r>
-              <w:rPr>
-                <w:rFonts w:ascii="Calibri" w:cs="Calibri" w:eastAsia="Calibri" w:hAnsi="Calibri"/>
-                <w:sz w:val="22"/>
-                <w:szCs w:val="22"/>
-              </w:rPr>
-              <w:t xml:space="preserve">Alternative provider or trusted contact</w:t>
-            </w:r>
-          </w:p>
-        </w:tc>
-        <w:tc>
-          <w:tcPr>
-            <w:tcW w:type="dxa" w:w="3000"/>
-            <w:tcBorders>
-              <w:top w:val="single" w:color="999999" w:sz="4"/>
-              <w:left w:val="single" w:color="999999" w:sz="4"/>
-              <w:bottom w:val="single" w:color="999999" w:sz="4"/>
-              <w:right w:val="single" w:color="999999" w:sz="4"/>
-            </w:tcBorders>
-          </w:tcPr>
-          <w:p>
-            <w:r>
-              <w:rPr>
-                <w:rFonts w:ascii="Calibri" w:cs="Calibri" w:eastAsia="Calibri" w:hAnsi="Calibri"/>
-                <w:sz w:val="22"/>
-                <w:szCs w:val="22"/>
-              </w:rPr>
-              <w:t xml:space="preserve">Delivers agreed supports if asked to step in, using the information we have shared with the participant's consent.</w:t>
-            </w:r>
-          </w:p>
-        </w:tc>
-      </w:tr>
-      <w:tr>
-        <w:tc>
-          <w:tcPr>
-            <w:tcW w:type="dxa" w:w="3000"/>
-            <w:tcBorders>
-              <w:top w:val="single" w:color="999999" w:sz="4"/>
-              <w:left w:val="single" w:color="999999" w:sz="4"/>
-              <w:bottom w:val="single" w:color="999999" w:sz="4"/>
-              <w:right w:val="single" w:color="999999" w:sz="4"/>
-            </w:tcBorders>
-          </w:tcPr>
-          <w:p>
-            <w:r>
-              <w:rPr>
-                <w:rFonts w:ascii="Calibri" w:cs="Calibri" w:eastAsia="Calibri" w:hAnsi="Calibri"/>
-                <w:sz w:val="22"/>
-                <w:szCs w:val="22"/>
-              </w:rPr>
-              <w:t xml:space="preserve">After</w:t>
-            </w:r>
-          </w:p>
-        </w:tc>
-        <w:tc>
-          <w:tcPr>
-            <w:tcW w:type="dxa" w:w="3000"/>
-            <w:tcBorders>
-              <w:top w:val="single" w:color="999999" w:sz="4"/>
-              <w:left w:val="single" w:color="999999" w:sz="4"/>
-              <w:bottom w:val="single" w:color="999999" w:sz="4"/>
-              <w:right w:val="single" w:color="999999" w:sz="4"/>
-            </w:tcBorders>
-          </w:tcPr>
-          <w:p>
-            <w:r>
-              <w:rPr>
-                <w:rFonts w:ascii="Calibri" w:cs="Calibri" w:eastAsia="Calibri" w:hAnsi="Calibri"/>
-                <w:sz w:val="22"/>
-                <w:szCs w:val="22"/>
-              </w:rPr>
-              <w:t xml:space="preserve">Owner of Sunrise Supports</w:t>
-            </w:r>
-          </w:p>
-        </w:tc>
-        <w:tc>
-          <w:tcPr>
-            <w:tcW w:type="dxa" w:w="3000"/>
-            <w:tcBorders>
-              <w:top w:val="single" w:color="999999" w:sz="4"/>
-              <w:left w:val="single" w:color="999999" w:sz="4"/>
-              <w:bottom w:val="single" w:color="999999" w:sz="4"/>
-              <w:right w:val="single" w:color="999999" w:sz="4"/>
-            </w:tcBorders>
-          </w:tcPr>
-          <w:p>
-            <w:r>
-              <w:rPr>
-                <w:rFonts w:ascii="Calibri" w:cs="Calibri" w:eastAsia="Calibri" w:hAnsi="Calibri"/>
-                <w:sz w:val="22"/>
-                <w:szCs w:val="22"/>
-              </w:rPr>
-              <w:t xml:space="preserve">Confirms supports are back on track, records the event and updates this plan.</w:t>
+              <w:t xml:space="preserve">The business changes hands or closes</w:t>
+            </w:r>
+          </w:p>
+        </w:tc>
+        <w:tc>
+          <w:tcPr>
+            <w:tcW w:type="dxa" w:w="3000"/>
+            <w:tcBorders>
+              <w:top w:val="single" w:color="999999" w:sz="4"/>
+              <w:left w:val="single" w:color="999999" w:sz="4"/>
+              <w:bottom w:val="single" w:color="999999" w:sz="4"/>
+              <w:right w:val="single" w:color="999999" w:sz="4"/>
+            </w:tcBorders>
+          </w:tcPr>
+          <w:p>
+            <w:r>
+              <w:rPr>
+                <w:rFonts w:ascii="Calibri" w:cs="Calibri" w:eastAsia="Calibri" w:hAnsi="Calibri"/>
+                <w:sz w:val="22"/>
+                <w:szCs w:val="22"/>
+              </w:rPr>
+              <w:t xml:space="preserve">We give each participant written notice, agree a final support date, and help them move to a new provider.</w:t>
+            </w:r>
+          </w:p>
+        </w:tc>
+        <w:tc>
+          <w:tcPr>
+            <w:tcW w:type="dxa" w:w="3000"/>
+            <w:tcBorders>
+              <w:top w:val="single" w:color="999999" w:sz="4"/>
+              <w:left w:val="single" w:color="999999" w:sz="4"/>
+              <w:bottom w:val="single" w:color="999999" w:sz="4"/>
+              <w:right w:val="single" w:color="999999" w:sz="4"/>
+            </w:tcBorders>
+          </w:tcPr>
+          <w:p>
+            <w:r>
+              <w:rPr>
+                <w:rFonts w:ascii="Calibri" w:cs="Calibri" w:eastAsia="Calibri" w:hAnsi="Calibri"/>
+                <w:sz w:val="22"/>
+                <w:szCs w:val="22"/>
+              </w:rPr>
+              <w:t xml:space="preserve">As early as we can, and before supports stop</w:t>
             </w:r>
           </w:p>
         </w:tc>
@@ -2131,6 +2038,117 @@
           <w:szCs w:val="22"/>
         </w:rPr>
         <w:t xml:space="preserve"/>
+      </w:r>
+    </w:p>
+    <w:p>
+      <w:pPr>
+        <w:spacing w:after="120"/>
+      </w:pPr>
+      <w:r>
+        <w:rPr>
+          <w:rFonts w:ascii="Calibri" w:cs="Calibri" w:eastAsia="Calibri" w:hAnsi="Calibri"/>
+          <w:sz w:val="22"/>
+          <w:szCs w:val="22"/>
+        </w:rPr>
+        <w:t xml:space="preserve">After a disruption, we check that every participant is settled and we learn from what happened.</w:t>
+      </w:r>
+    </w:p>
+    <w:p>
+      <w:pPr>
+        <w:pStyle w:val="ListParagraph"/>
+        <w:numPr>
+          <w:ilvl w:val="0"/>
+          <w:numId w:val="2"/>
+        </w:numPr>
+        <w:spacing w:after="60"/>
+      </w:pPr>
+      <w:r>
+        <w:rPr>
+          <w:rFonts w:ascii="Calibri" w:cs="Calibri" w:eastAsia="Calibri" w:hAnsi="Calibri"/>
+          <w:sz w:val="22"/>
+          <w:szCs w:val="22"/>
+        </w:rPr>
+        <w:t xml:space="preserve">We contact each affected participant to confirm their supports are back on track or have moved to a new provider.</w:t>
+      </w:r>
+    </w:p>
+    <w:p>
+      <w:pPr>
+        <w:pStyle w:val="ListParagraph"/>
+        <w:numPr>
+          <w:ilvl w:val="0"/>
+          <w:numId w:val="2"/>
+        </w:numPr>
+        <w:spacing w:after="60"/>
+      </w:pPr>
+      <w:r>
+        <w:rPr>
+          <w:rFonts w:ascii="Calibri" w:cs="Calibri" w:eastAsia="Calibri" w:hAnsi="Calibri"/>
+          <w:sz w:val="22"/>
+          <w:szCs w:val="22"/>
+        </w:rPr>
+        <w:t xml:space="preserve">We update our schedule and records, and note any missed or changed supports.</w:t>
+      </w:r>
+    </w:p>
+    <w:p>
+      <w:pPr>
+        <w:pStyle w:val="ListParagraph"/>
+        <w:numPr>
+          <w:ilvl w:val="0"/>
+          <w:numId w:val="2"/>
+        </w:numPr>
+        <w:spacing w:after="60"/>
+      </w:pPr>
+      <w:r>
+        <w:rPr>
+          <w:rFonts w:ascii="Calibri" w:cs="Calibri" w:eastAsia="Calibri" w:hAnsi="Calibri"/>
+          <w:sz w:val="22"/>
+          <w:szCs w:val="22"/>
+        </w:rPr>
+        <w:t xml:space="preserve">We record what went well and what did not, and fix any gaps in this plan.</w:t>
+      </w:r>
+    </w:p>
+    <w:p>
+      <w:pPr>
+        <w:pStyle w:val="ListParagraph"/>
+        <w:numPr>
+          <w:ilvl w:val="0"/>
+          <w:numId w:val="2"/>
+        </w:numPr>
+        <w:spacing w:after="60"/>
+      </w:pPr>
+      <w:r>
+        <w:rPr>
+          <w:rFonts w:ascii="Calibri" w:cs="Calibri" w:eastAsia="Calibri" w:hAnsi="Calibri"/>
+          <w:sz w:val="22"/>
+          <w:szCs w:val="22"/>
+        </w:rPr>
+        <w:t xml:space="preserve">If a participant is unhappy with how we handled the disruption, we treat it as feedback and follow our complaints process.</w:t>
+      </w:r>
+    </w:p>
+    <w:p>
+      <w:pPr>
+        <w:spacing w:after="120"/>
+      </w:pPr>
+      <w:r>
+        <w:rPr>
+          <w:rFonts w:ascii="Calibri" w:cs="Calibri" w:eastAsia="Calibri" w:hAnsi="Calibri"/>
+          <w:sz w:val="22"/>
+          <w:szCs w:val="22"/>
+        </w:rPr>
+        <w:t xml:space="preserve">As a sole trader, we are the only person who makes these decisions. See section 5 Responsibilities for roles, and section 6 Cover for the provider's own absence for what happens if we cannot act ourselves.</w:t>
+      </w:r>
+    </w:p>
+    <w:p>
+      <w:pPr>
+        <w:spacing w:after="120"/>
+      </w:pPr>
+      <w:r>
+        <w:rPr>
+          <w:rFonts w:ascii="Calibri" w:cs="Calibri" w:eastAsia="Calibri" w:hAnsi="Calibri"/>
+          <w:sz w:val="22"/>
+          <w:szCs w:val="22"/>
+        </w:rPr>
+        <w:t xml:space="preserve">We keep communication simple. We use the contact method each participant has told us they prefer, such as phone call or text message. We speak plainly, say what we will do and by when, and follow up in writing if the participant wants that. We do not share a participant's information with anyone they have not agreed to.</w:t>
       </w:r>
     </w:p>
     <w:tbl>
@@ -2169,7 +2187,7 @@
                 <w:sz w:val="22"/>
                 <w:szCs w:val="22"/>
               </w:rPr>
-              <w:t xml:space="preserve">[Provider to complete: name and contact details of the alternative provider or trusted contact who can cover household tasks.]</w:t>
+              <w:t xml:space="preserve">[Provider to complete: name and contact details of the backup provider or worker who can cover supports in New South Wales.]</w:t>
             </w:r>
           </w:p>
         </w:tc>
@@ -2740,7 +2758,7 @@
           <w:sz w:val="22"/>
           <w:szCs w:val="22"/>
         </w:rPr>
-        <w:t xml:space="preserve">Sunrise Supports is run by one person. If that person cannot work, no one else is on hand to deliver supports or to run the business. This section sets out the cover we arrange so that participants are not left without household support.</w:t>
+        <w:t xml:space="preserve">Sunrise Supports is run by one person. There are no other workers, so no one can step in automatically if we are ill, injured or away. We plan for this so that participants are not left without help.</w:t>
       </w:r>
     </w:p>
     <w:p>
@@ -2753,7 +2771,7 @@
           <w:sz w:val="22"/>
           <w:szCs w:val="22"/>
         </w:rPr>
-        <w:t xml:space="preserve">Our cover arrangement is a named backup provider: another registered NDIS provider who delivers household tasks in New South Wales and has agreed to take on our participants for a short period. We record the backup provider's name and contact details in the Provider to complete field below and give them to each participant at service agreement.</w:t>
+        <w:t xml:space="preserve">Our arrangement is a named backup provider. This is another registered NDIS provider that delivers 0120 Household tasks in New South Wales and has agreed in advance to take on our participants for a short time. We keep their contact details in our records.</w:t>
       </w:r>
     </w:p>
     <w:tbl>
@@ -2792,7 +2810,7 @@
                 <w:sz w:val="22"/>
                 <w:szCs w:val="22"/>
               </w:rPr>
-              <w:t xml:space="preserve">[Provider to complete: name and contact details of the backup provider, and the date the arrangement was last confirmed.]</w:t>
+              <w:t xml:space="preserve">[Provider to complete: name and contact details of the backup provider, and the date the arrangement was agreed. Keep these in the file listed in section 7 Records and evidence to retain.]</w:t>
             </w:r>
           </w:p>
         </w:tc>
@@ -2809,6 +2827,96 @@
           <w:szCs w:val="22"/>
         </w:rPr>
         <w:t xml:space="preserve"/>
+      </w:r>
+    </w:p>
+    <w:p>
+      <w:pPr>
+        <w:pStyle w:val="ListParagraph"/>
+        <w:numPr>
+          <w:ilvl w:val="0"/>
+          <w:numId w:val="3"/>
+        </w:numPr>
+        <w:spacing w:after="60"/>
+      </w:pPr>
+      <w:r>
+        <w:rPr>
+          <w:rFonts w:ascii="Calibri" w:cs="Calibri" w:eastAsia="Calibri" w:hAnsi="Calibri"/>
+          <w:sz w:val="22"/>
+          <w:szCs w:val="22"/>
+        </w:rPr>
+        <w:t xml:space="preserve">We tell each participant, in plain words, who our backup provider is when they start with us.</w:t>
+      </w:r>
+    </w:p>
+    <w:p>
+      <w:pPr>
+        <w:pStyle w:val="ListParagraph"/>
+        <w:numPr>
+          <w:ilvl w:val="0"/>
+          <w:numId w:val="3"/>
+        </w:numPr>
+        <w:spacing w:after="60"/>
+      </w:pPr>
+      <w:r>
+        <w:rPr>
+          <w:rFonts w:ascii="Calibri" w:cs="Calibri" w:eastAsia="Calibri" w:hAnsi="Calibri"/>
+          <w:sz w:val="22"/>
+          <w:szCs w:val="22"/>
+        </w:rPr>
+        <w:t xml:space="preserve">If we cannot work for a day or more, we contact each participant with a planned visit that day. We tell them what has happened and who will help.</w:t>
+      </w:r>
+    </w:p>
+    <w:p>
+      <w:pPr>
+        <w:pStyle w:val="ListParagraph"/>
+        <w:numPr>
+          <w:ilvl w:val="0"/>
+          <w:numId w:val="3"/>
+        </w:numPr>
+        <w:spacing w:after="60"/>
+      </w:pPr>
+      <w:r>
+        <w:rPr>
+          <w:rFonts w:ascii="Calibri" w:cs="Calibri" w:eastAsia="Calibri" w:hAnsi="Calibri"/>
+          <w:sz w:val="22"/>
+          <w:szCs w:val="22"/>
+        </w:rPr>
+        <w:t xml:space="preserve">We contact the backup provider and pass on only what they need: the participant's name, the support due and the times. We share this only with the participant's agreement.</w:t>
+      </w:r>
+    </w:p>
+    <w:p>
+      <w:pPr>
+        <w:pStyle w:val="ListParagraph"/>
+        <w:numPr>
+          <w:ilvl w:val="0"/>
+          <w:numId w:val="3"/>
+        </w:numPr>
+        <w:spacing w:after="60"/>
+      </w:pPr>
+      <w:r>
+        <w:rPr>
+          <w:rFonts w:ascii="Calibri" w:cs="Calibri" w:eastAsia="Calibri" w:hAnsi="Calibri"/>
+          <w:sz w:val="22"/>
+          <w:szCs w:val="22"/>
+        </w:rPr>
+        <w:t xml:space="preserve">If a participant has a support coordinator, plan manager or nominee, we tell them that cover has started.</w:t>
+      </w:r>
+    </w:p>
+    <w:p>
+      <w:pPr>
+        <w:pStyle w:val="ListParagraph"/>
+        <w:numPr>
+          <w:ilvl w:val="0"/>
+          <w:numId w:val="3"/>
+        </w:numPr>
+        <w:spacing w:after="60"/>
+      </w:pPr>
+      <w:r>
+        <w:rPr>
+          <w:rFonts w:ascii="Calibri" w:cs="Calibri" w:eastAsia="Calibri" w:hAnsi="Calibri"/>
+          <w:sz w:val="22"/>
+          <w:szCs w:val="22"/>
+        </w:rPr>
+        <w:t xml:space="preserve">When we are able to work again, we tell participants and the backup provider, and we hand services back.</w:t>
       </w:r>
     </w:p>
     <w:tbl>
@@ -2852,7 +2960,7 @@
                 <w:sz w:val="22"/>
                 <w:szCs w:val="22"/>
               </w:rPr>
-              <w:t xml:space="preserve">When</w:t>
+              <w:t xml:space="preserve">Situation</w:t>
             </w:r>
           </w:p>
         </w:tc>
@@ -2900,7 +3008,7 @@
                 <w:sz w:val="22"/>
                 <w:szCs w:val="22"/>
               </w:rPr>
-              <w:t xml:space="preserve">Who does it</w:t>
+              <w:t xml:space="preserve">When</w:t>
             </w:r>
           </w:p>
         </w:tc>
@@ -2923,49 +3031,49 @@
                 <w:sz w:val="22"/>
                 <w:szCs w:val="22"/>
               </w:rPr>
-              <w:t xml:space="preserve">We know in advance that we will be unavailable</w:t>
-            </w:r>
-          </w:p>
-        </w:tc>
-        <w:tc>
-          <w:tcPr>
-            <w:tcW w:type="dxa" w:w="3000"/>
-            <w:tcBorders>
-              <w:top w:val="single" w:color="999999" w:sz="4"/>
-              <w:left w:val="single" w:color="999999" w:sz="4"/>
-              <w:bottom w:val="single" w:color="999999" w:sz="4"/>
-              <w:right w:val="single" w:color="999999" w:sz="4"/>
-            </w:tcBorders>
-          </w:tcPr>
-          <w:p>
-            <w:r>
-              <w:rPr>
-                <w:rFonts w:ascii="Calibri" w:cs="Calibri" w:eastAsia="Calibri" w:hAnsi="Calibri"/>
-                <w:sz w:val="22"/>
-                <w:szCs w:val="22"/>
-              </w:rPr>
-              <w:t xml:space="preserve">Tell each affected participant, offer to reschedule or move supports to the backup provider, and pass on only the information the backup provider needs to deliver the support safely</w:t>
-            </w:r>
-          </w:p>
-        </w:tc>
-        <w:tc>
-          <w:tcPr>
-            <w:tcW w:type="dxa" w:w="3000"/>
-            <w:tcBorders>
-              <w:top w:val="single" w:color="999999" w:sz="4"/>
-              <w:left w:val="single" w:color="999999" w:sz="4"/>
-              <w:bottom w:val="single" w:color="999999" w:sz="4"/>
-              <w:right w:val="single" w:color="999999" w:sz="4"/>
-            </w:tcBorders>
-          </w:tcPr>
-          <w:p>
-            <w:r>
-              <w:rPr>
-                <w:rFonts w:ascii="Calibri" w:cs="Calibri" w:eastAsia="Calibri" w:hAnsi="Calibri"/>
-                <w:sz w:val="22"/>
-                <w:szCs w:val="22"/>
-              </w:rPr>
-              <w:t xml:space="preserve">The provider</w:t>
+              <w:t xml:space="preserve">Short absence, up to 7 days</w:t>
+            </w:r>
+          </w:p>
+        </w:tc>
+        <w:tc>
+          <w:tcPr>
+            <w:tcW w:type="dxa" w:w="3000"/>
+            <w:tcBorders>
+              <w:top w:val="single" w:color="999999" w:sz="4"/>
+              <w:left w:val="single" w:color="999999" w:sz="4"/>
+              <w:bottom w:val="single" w:color="999999" w:sz="4"/>
+              <w:right w:val="single" w:color="999999" w:sz="4"/>
+            </w:tcBorders>
+          </w:tcPr>
+          <w:p>
+            <w:r>
+              <w:rPr>
+                <w:rFonts w:ascii="Calibri" w:cs="Calibri" w:eastAsia="Calibri" w:hAnsi="Calibri"/>
+                <w:sz w:val="22"/>
+                <w:szCs w:val="22"/>
+              </w:rPr>
+              <w:t xml:space="preserve">Offer the participant the backup provider or a rescheduled visit, whichever they choose</w:t>
+            </w:r>
+          </w:p>
+        </w:tc>
+        <w:tc>
+          <w:tcPr>
+            <w:tcW w:type="dxa" w:w="3000"/>
+            <w:tcBorders>
+              <w:top w:val="single" w:color="999999" w:sz="4"/>
+              <w:left w:val="single" w:color="999999" w:sz="4"/>
+              <w:bottom w:val="single" w:color="999999" w:sz="4"/>
+              <w:right w:val="single" w:color="999999" w:sz="4"/>
+            </w:tcBorders>
+          </w:tcPr>
+          <w:p>
+            <w:r>
+              <w:rPr>
+                <w:rFonts w:ascii="Calibri" w:cs="Calibri" w:eastAsia="Calibri" w:hAnsi="Calibri"/>
+                <w:sz w:val="22"/>
+                <w:szCs w:val="22"/>
+              </w:rPr>
+              <w:t xml:space="preserve">Before the next planned visit</w:t>
             </w:r>
           </w:p>
         </w:tc>
@@ -2988,49 +3096,49 @@
                 <w:sz w:val="22"/>
                 <w:szCs w:val="22"/>
               </w:rPr>
-              <w:t xml:space="preserve">We become unavailable without warning</w:t>
-            </w:r>
-          </w:p>
-        </w:tc>
-        <w:tc>
-          <w:tcPr>
-            <w:tcW w:type="dxa" w:w="3000"/>
-            <w:tcBorders>
-              <w:top w:val="single" w:color="999999" w:sz="4"/>
-              <w:left w:val="single" w:color="999999" w:sz="4"/>
-              <w:bottom w:val="single" w:color="999999" w:sz="4"/>
-              <w:right w:val="single" w:color="999999" w:sz="4"/>
-            </w:tcBorders>
-          </w:tcPr>
-          <w:p>
-            <w:r>
-              <w:rPr>
-                <w:rFonts w:ascii="Calibri" w:cs="Calibri" w:eastAsia="Calibri" w:hAnsi="Calibri"/>
-                <w:sz w:val="22"/>
-                <w:szCs w:val="22"/>
-              </w:rPr>
-              <w:t xml:space="preserve">The emergency contact tells each affected participant and the backup provider, and uses the contact list to reschedule or cancel visits</w:t>
-            </w:r>
-          </w:p>
-        </w:tc>
-        <w:tc>
-          <w:tcPr>
-            <w:tcW w:type="dxa" w:w="3000"/>
-            <w:tcBorders>
-              <w:top w:val="single" w:color="999999" w:sz="4"/>
-              <w:left w:val="single" w:color="999999" w:sz="4"/>
-              <w:bottom w:val="single" w:color="999999" w:sz="4"/>
-              <w:right w:val="single" w:color="999999" w:sz="4"/>
-            </w:tcBorders>
-          </w:tcPr>
-          <w:p>
-            <w:r>
-              <w:rPr>
-                <w:rFonts w:ascii="Calibri" w:cs="Calibri" w:eastAsia="Calibri" w:hAnsi="Calibri"/>
-                <w:sz w:val="22"/>
-                <w:szCs w:val="22"/>
-              </w:rPr>
-              <w:t xml:space="preserve">Emergency contact</w:t>
+              <w:t xml:space="preserve">Longer absence, more than 7 days</w:t>
+            </w:r>
+          </w:p>
+        </w:tc>
+        <w:tc>
+          <w:tcPr>
+            <w:tcW w:type="dxa" w:w="3000"/>
+            <w:tcBorders>
+              <w:top w:val="single" w:color="999999" w:sz="4"/>
+              <w:left w:val="single" w:color="999999" w:sz="4"/>
+              <w:bottom w:val="single" w:color="999999" w:sz="4"/>
+              <w:right w:val="single" w:color="999999" w:sz="4"/>
+            </w:tcBorders>
+          </w:tcPr>
+          <w:p>
+            <w:r>
+              <w:rPr>
+                <w:rFonts w:ascii="Calibri" w:cs="Calibri" w:eastAsia="Calibri" w:hAnsi="Calibri"/>
+                <w:sz w:val="22"/>
+                <w:szCs w:val="22"/>
+              </w:rPr>
+              <w:t xml:space="preserve">Hand over to the backup provider and help the participant choose how to continue</w:t>
+            </w:r>
+          </w:p>
+        </w:tc>
+        <w:tc>
+          <w:tcPr>
+            <w:tcW w:type="dxa" w:w="3000"/>
+            <w:tcBorders>
+              <w:top w:val="single" w:color="999999" w:sz="4"/>
+              <w:left w:val="single" w:color="999999" w:sz="4"/>
+              <w:bottom w:val="single" w:color="999999" w:sz="4"/>
+              <w:right w:val="single" w:color="999999" w:sz="4"/>
+            </w:tcBorders>
+          </w:tcPr>
+          <w:p>
+            <w:r>
+              <w:rPr>
+                <w:rFonts w:ascii="Calibri" w:cs="Calibri" w:eastAsia="Calibri" w:hAnsi="Calibri"/>
+                <w:sz w:val="22"/>
+                <w:szCs w:val="22"/>
+              </w:rPr>
+              <w:t xml:space="preserve">Within 2 days of knowing</w:t>
             </w:r>
           </w:p>
         </w:tc>
@@ -3053,49 +3161,49 @@
                 <w:sz w:val="22"/>
                 <w:szCs w:val="22"/>
               </w:rPr>
-              <w:t xml:space="preserve">We are unavailable for longer than the backup provider can cover</w:t>
-            </w:r>
-          </w:p>
-        </w:tc>
-        <w:tc>
-          <w:tcPr>
-            <w:tcW w:type="dxa" w:w="3000"/>
-            <w:tcBorders>
-              <w:top w:val="single" w:color="999999" w:sz="4"/>
-              <w:left w:val="single" w:color="999999" w:sz="4"/>
-              <w:bottom w:val="single" w:color="999999" w:sz="4"/>
-              <w:right w:val="single" w:color="999999" w:sz="4"/>
-            </w:tcBorders>
-          </w:tcPr>
-          <w:p>
-            <w:r>
-              <w:rPr>
-                <w:rFonts w:ascii="Calibri" w:cs="Calibri" w:eastAsia="Calibri" w:hAnsi="Calibri"/>
-                <w:sz w:val="22"/>
-                <w:szCs w:val="22"/>
-              </w:rPr>
-              <w:t xml:space="preserve">Help each participant choose another provider, and support the move as set out in section 3 Scenarios we plan for</w:t>
-            </w:r>
-          </w:p>
-        </w:tc>
-        <w:tc>
-          <w:tcPr>
-            <w:tcW w:type="dxa" w:w="3000"/>
-            <w:tcBorders>
-              <w:top w:val="single" w:color="999999" w:sz="4"/>
-              <w:left w:val="single" w:color="999999" w:sz="4"/>
-              <w:bottom w:val="single" w:color="999999" w:sz="4"/>
-              <w:right w:val="single" w:color="999999" w:sz="4"/>
-            </w:tcBorders>
-          </w:tcPr>
-          <w:p>
-            <w:r>
-              <w:rPr>
-                <w:rFonts w:ascii="Calibri" w:cs="Calibri" w:eastAsia="Calibri" w:hAnsi="Calibri"/>
-                <w:sz w:val="22"/>
-                <w:szCs w:val="22"/>
-              </w:rPr>
-              <w:t xml:space="preserve">The provider or emergency contact</w:t>
+              <w:t xml:space="preserve">Sudden absence, such as an emergency</w:t>
+            </w:r>
+          </w:p>
+        </w:tc>
+        <w:tc>
+          <w:tcPr>
+            <w:tcW w:type="dxa" w:w="3000"/>
+            <w:tcBorders>
+              <w:top w:val="single" w:color="999999" w:sz="4"/>
+              <w:left w:val="single" w:color="999999" w:sz="4"/>
+              <w:bottom w:val="single" w:color="999999" w:sz="4"/>
+              <w:right w:val="single" w:color="999999" w:sz="4"/>
+            </w:tcBorders>
+          </w:tcPr>
+          <w:p>
+            <w:r>
+              <w:rPr>
+                <w:rFonts w:ascii="Calibri" w:cs="Calibri" w:eastAsia="Calibri" w:hAnsi="Calibri"/>
+                <w:sz w:val="22"/>
+                <w:szCs w:val="22"/>
+              </w:rPr>
+              <w:t xml:space="preserve">The backup provider or our emergency contact tells participants. We keep the emergency contact's details in our records</w:t>
+            </w:r>
+          </w:p>
+        </w:tc>
+        <w:tc>
+          <w:tcPr>
+            <w:tcW w:type="dxa" w:w="3000"/>
+            <w:tcBorders>
+              <w:top w:val="single" w:color="999999" w:sz="4"/>
+              <w:left w:val="single" w:color="999999" w:sz="4"/>
+              <w:bottom w:val="single" w:color="999999" w:sz="4"/>
+              <w:right w:val="single" w:color="999999" w:sz="4"/>
+            </w:tcBorders>
+          </w:tcPr>
+          <w:p>
+            <w:r>
+              <w:rPr>
+                <w:rFonts w:ascii="Calibri" w:cs="Calibri" w:eastAsia="Calibri" w:hAnsi="Calibri"/>
+                <w:sz w:val="22"/>
+                <w:szCs w:val="22"/>
+              </w:rPr>
+              <w:t xml:space="preserve">As soon as possible, the same day</w:t>
             </w:r>
           </w:p>
         </w:tc>
@@ -3124,92 +3232,7 @@
           <w:sz w:val="22"/>
           <w:szCs w:val="22"/>
         </w:rPr>
-        <w:t xml:space="preserve">We name one trusted emergency contact who can reach our participant list, visit schedule and backup provider details if we are suddenly unable to work. That person does not deliver supports. Their role is to tell people and arrange cover. We do not name them in this document.</w:t>
-      </w:r>
-    </w:p>
-    <w:p>
-      <w:pPr>
-        <w:pStyle w:val="ListParagraph"/>
-        <w:numPr>
-          <w:ilvl w:val="0"/>
-          <w:numId w:val="3"/>
-        </w:numPr>
-        <w:spacing w:after="60"/>
-      </w:pPr>
-      <w:r>
-        <w:rPr>
-          <w:rFonts w:ascii="Calibri" w:cs="Calibri" w:eastAsia="Calibri" w:hAnsi="Calibri"/>
-          <w:sz w:val="22"/>
-          <w:szCs w:val="22"/>
-        </w:rPr>
-        <w:t xml:space="preserve">We keep an up-to-date participant contact list and visit schedule where the emergency contact can reach it.</w:t>
-      </w:r>
-    </w:p>
-    <w:p>
-      <w:pPr>
-        <w:pStyle w:val="ListParagraph"/>
-        <w:numPr>
-          <w:ilvl w:val="0"/>
-          <w:numId w:val="3"/>
-        </w:numPr>
-        <w:spacing w:after="60"/>
-      </w:pPr>
-      <w:r>
-        <w:rPr>
-          <w:rFonts w:ascii="Calibri" w:cs="Calibri" w:eastAsia="Calibri" w:hAnsi="Calibri"/>
-          <w:sz w:val="22"/>
-          <w:szCs w:val="22"/>
-        </w:rPr>
-        <w:t xml:space="preserve">We tell each participant about the backup arrangement and get their agreement before any information is shared with the backup provider.</w:t>
-      </w:r>
-    </w:p>
-    <w:p>
-      <w:pPr>
-        <w:pStyle w:val="ListParagraph"/>
-        <w:numPr>
-          <w:ilvl w:val="0"/>
-          <w:numId w:val="3"/>
-        </w:numPr>
-        <w:spacing w:after="60"/>
-      </w:pPr>
-      <w:r>
-        <w:rPr>
-          <w:rFonts w:ascii="Calibri" w:cs="Calibri" w:eastAsia="Calibri" w:hAnsi="Calibri"/>
-          <w:sz w:val="22"/>
-          <w:szCs w:val="22"/>
-        </w:rPr>
-        <w:t xml:space="preserve">We share only what is needed to deliver the support safely, and we record what was shared.</w:t>
-      </w:r>
-    </w:p>
-    <w:p>
-      <w:pPr>
-        <w:pStyle w:val="ListParagraph"/>
-        <w:numPr>
-          <w:ilvl w:val="0"/>
-          <w:numId w:val="3"/>
-        </w:numPr>
-        <w:spacing w:after="60"/>
-      </w:pPr>
-      <w:r>
-        <w:rPr>
-          <w:rFonts w:ascii="Calibri" w:cs="Calibri" w:eastAsia="Calibri" w:hAnsi="Calibri"/>
-          <w:sz w:val="22"/>
-          <w:szCs w:val="22"/>
-        </w:rPr>
-        <w:t xml:space="preserve">We check the backup arrangement and the emergency contact details at each review set out in section 9 Review and testing.</w:t>
-      </w:r>
-    </w:p>
-    <w:p>
-      <w:pPr>
-        <w:spacing w:after="120"/>
-      </w:pPr>
-      <w:r>
-        <w:rPr>
-          <w:rFonts w:ascii="Calibri" w:cs="Calibri" w:eastAsia="Calibri" w:hAnsi="Calibri"/>
-          <w:sz w:val="22"/>
-          <w:szCs w:val="22"/>
-        </w:rPr>
-        <w:t xml:space="preserve">If a participant does not want to use the backup provider, we respect that choice and help them find another way to keep their supports going.</w:t>
+        <w:t xml:space="preserve">Participants can always choose a different provider. We will not stop them, and we will help them move if they ask.</w:t>
       </w:r>
     </w:p>
     <w:p>
@@ -3979,7 +4002,7 @@
     </w:lvlOverride>
   </w:num>
   <w:num w:numId="3">
-    <w:abstractNumId w:val="2"/>
+    <w:abstractNumId w:val="9"/>
     <w:lvlOverride w:ilvl="0">
       <w:startOverride w:val="1"/>
     </w:lvlOverride>

--- a/product/evidence/req-005/sole-trader/continuity-of-supports-plan.docx
+++ b/product/evidence/req-005/sole-trader/continuity-of-supports-plan.docx
@@ -27,8 +27,8 @@
           <w:rFonts w:ascii="Calibri" w:cs="Calibri" w:eastAsia="Calibri" w:hAnsi="Calibri"/>
           <w:i/>
           <w:iCs/>
-          <w:sz w:val="22"/>
-          <w:szCs w:val="22"/>
+          <w:sz w:val="24"/>
+          <w:szCs w:val="24"/>
         </w:rPr>
         <w:t xml:space="preserve">Sunrise Supports</w:t>
       </w:r>
@@ -84,8 +84,6 @@
                 <w:rFonts w:ascii="Calibri" w:cs="Calibri" w:eastAsia="Calibri" w:hAnsi="Calibri"/>
                 <w:b/>
                 <w:bCs/>
-                <w:sz w:val="22"/>
-                <w:szCs w:val="22"/>
               </w:rPr>
               <w:t xml:space="preserve">Item</w:t>
             </w:r>
@@ -108,8 +106,6 @@
                 <w:rFonts w:ascii="Calibri" w:cs="Calibri" w:eastAsia="Calibri" w:hAnsi="Calibri"/>
                 <w:b/>
                 <w:bCs/>
-                <w:sz w:val="22"/>
-                <w:szCs w:val="22"/>
               </w:rPr>
               <w:t xml:space="preserve">Detail</w:t>
             </w:r>
@@ -117,6 +113,9 @@
         </w:tc>
       </w:tr>
       <w:tr>
+        <w:trPr>
+          <w:cantSplit/>
+        </w:trPr>
         <w:tc>
           <w:tcPr>
             <w:tcW w:type="dxa" w:w="4500"/>
@@ -131,8 +130,6 @@
             <w:r>
               <w:rPr>
                 <w:rFonts w:ascii="Calibri" w:cs="Calibri" w:eastAsia="Calibri" w:hAnsi="Calibri"/>
-                <w:sz w:val="22"/>
-                <w:szCs w:val="22"/>
               </w:rPr>
               <w:t xml:space="preserve">Document</w:t>
             </w:r>
@@ -152,8 +149,6 @@
             <w:r>
               <w:rPr>
                 <w:rFonts w:ascii="Calibri" w:cs="Calibri" w:eastAsia="Calibri" w:hAnsi="Calibri"/>
-                <w:sz w:val="22"/>
-                <w:szCs w:val="22"/>
               </w:rPr>
               <w:t xml:space="preserve">Continuity of supports plan</w:t>
             </w:r>
@@ -161,6 +156,9 @@
         </w:tc>
       </w:tr>
       <w:tr>
+        <w:trPr>
+          <w:cantSplit/>
+        </w:trPr>
         <w:tc>
           <w:tcPr>
             <w:tcW w:type="dxa" w:w="4500"/>
@@ -175,8 +173,6 @@
             <w:r>
               <w:rPr>
                 <w:rFonts w:ascii="Calibri" w:cs="Calibri" w:eastAsia="Calibri" w:hAnsi="Calibri"/>
-                <w:sz w:val="22"/>
-                <w:szCs w:val="22"/>
               </w:rPr>
               <w:t xml:space="preserve">Provider</w:t>
             </w:r>
@@ -196,8 +192,6 @@
             <w:r>
               <w:rPr>
                 <w:rFonts w:ascii="Calibri" w:cs="Calibri" w:eastAsia="Calibri" w:hAnsi="Calibri"/>
-                <w:sz w:val="22"/>
-                <w:szCs w:val="22"/>
               </w:rPr>
               <w:t xml:space="preserve">Sunrise Supports</w:t>
             </w:r>
@@ -205,6 +199,9 @@
         </w:tc>
       </w:tr>
       <w:tr>
+        <w:trPr>
+          <w:cantSplit/>
+        </w:trPr>
         <w:tc>
           <w:tcPr>
             <w:tcW w:type="dxa" w:w="4500"/>
@@ -219,8 +216,6 @@
             <w:r>
               <w:rPr>
                 <w:rFonts w:ascii="Calibri" w:cs="Calibri" w:eastAsia="Calibri" w:hAnsi="Calibri"/>
-                <w:sz w:val="22"/>
-                <w:szCs w:val="22"/>
               </w:rPr>
               <w:t xml:space="preserve">Version</w:t>
             </w:r>
@@ -240,8 +235,6 @@
             <w:r>
               <w:rPr>
                 <w:rFonts w:ascii="Calibri" w:cs="Calibri" w:eastAsia="Calibri" w:hAnsi="Calibri"/>
-                <w:sz w:val="22"/>
-                <w:szCs w:val="22"/>
               </w:rPr>
               <w:t xml:space="preserve">review-pack</w:t>
             </w:r>
@@ -249,6 +242,9 @@
         </w:tc>
       </w:tr>
       <w:tr>
+        <w:trPr>
+          <w:cantSplit/>
+        </w:trPr>
         <w:tc>
           <w:tcPr>
             <w:tcW w:type="dxa" w:w="4500"/>
@@ -263,10 +259,8 @@
             <w:r>
               <w:rPr>
                 <w:rFonts w:ascii="Calibri" w:cs="Calibri" w:eastAsia="Calibri" w:hAnsi="Calibri"/>
-                <w:sz w:val="22"/>
-                <w:szCs w:val="22"/>
-              </w:rPr>
-              <w:t xml:space="preserve">Generated</w:t>
+              </w:rPr>
+              <w:t xml:space="preserve">Drafted</w:t>
             </w:r>
           </w:p>
         </w:tc>
@@ -284,15 +278,16 @@
             <w:r>
               <w:rPr>
                 <w:rFonts w:ascii="Calibri" w:cs="Calibri" w:eastAsia="Calibri" w:hAnsi="Calibri"/>
-                <w:sz w:val="22"/>
-                <w:szCs w:val="22"/>
-              </w:rPr>
-              <w:t xml:space="preserve">12 October 2026</w:t>
-            </w:r>
-          </w:p>
-        </w:tc>
-      </w:tr>
-      <w:tr>
+              </w:rPr>
+              <w:t xml:space="preserve">14 October 2026</w:t>
+            </w:r>
+          </w:p>
+        </w:tc>
+      </w:tr>
+      <w:tr>
+        <w:trPr>
+          <w:cantSplit/>
+        </w:trPr>
         <w:tc>
           <w:tcPr>
             <w:tcW w:type="dxa" w:w="4500"/>
@@ -307,10 +302,8 @@
             <w:r>
               <w:rPr>
                 <w:rFonts w:ascii="Calibri" w:cs="Calibri" w:eastAsia="Calibri" w:hAnsi="Calibri"/>
-                <w:sz w:val="22"/>
-                <w:szCs w:val="22"/>
-              </w:rPr>
-              <w:t xml:space="preserve">Approval</w:t>
+              </w:rPr>
+              <w:t xml:space="preserve">Approver</w:t>
             </w:r>
           </w:p>
         </w:tc>
@@ -328,15 +321,16 @@
             <w:r>
               <w:rPr>
                 <w:rFonts w:ascii="Calibri" w:cs="Calibri" w:eastAsia="Calibri" w:hAnsi="Calibri"/>
-                <w:sz w:val="22"/>
-                <w:szCs w:val="22"/>
-              </w:rPr>
-              <w:t xml:space="preserve">[Provider to complete: name, role and date]</w:t>
-            </w:r>
-          </w:p>
-        </w:tc>
-      </w:tr>
-      <w:tr>
+              </w:rPr>
+              <w:t xml:space="preserve">Jane Citizen, Owner</w:t>
+            </w:r>
+          </w:p>
+        </w:tc>
+      </w:tr>
+      <w:tr>
+        <w:trPr>
+          <w:cantSplit/>
+        </w:trPr>
         <w:tc>
           <w:tcPr>
             <w:tcW w:type="dxa" w:w="4500"/>
@@ -351,8 +345,49 @@
             <w:r>
               <w:rPr>
                 <w:rFonts w:ascii="Calibri" w:cs="Calibri" w:eastAsia="Calibri" w:hAnsi="Calibri"/>
-                <w:sz w:val="22"/>
-                <w:szCs w:val="22"/>
+              </w:rPr>
+              <w:t xml:space="preserve">Approval date</w:t>
+            </w:r>
+          </w:p>
+        </w:tc>
+        <w:tc>
+          <w:tcPr>
+            <w:tcW w:type="dxa" w:w="4500"/>
+            <w:tcBorders>
+              <w:top w:val="single" w:color="999999" w:sz="4"/>
+              <w:left w:val="single" w:color="999999" w:sz="4"/>
+              <w:bottom w:val="single" w:color="999999" w:sz="4"/>
+              <w:right w:val="single" w:color="999999" w:sz="4"/>
+            </w:tcBorders>
+          </w:tcPr>
+          <w:p>
+            <w:r>
+              <w:rPr>
+                <w:rFonts w:ascii="Calibri" w:cs="Calibri" w:eastAsia="Calibri" w:hAnsi="Calibri"/>
+              </w:rPr>
+              <w:t xml:space="preserve">14 October 2026</w:t>
+            </w:r>
+          </w:p>
+        </w:tc>
+      </w:tr>
+      <w:tr>
+        <w:trPr>
+          <w:cantSplit/>
+        </w:trPr>
+        <w:tc>
+          <w:tcPr>
+            <w:tcW w:type="dxa" w:w="4500"/>
+            <w:tcBorders>
+              <w:top w:val="single" w:color="999999" w:sz="4"/>
+              <w:left w:val="single" w:color="999999" w:sz="4"/>
+              <w:bottom w:val="single" w:color="999999" w:sz="4"/>
+              <w:right w:val="single" w:color="999999" w:sz="4"/>
+            </w:tcBorders>
+          </w:tcPr>
+          <w:p>
+            <w:r>
+              <w:rPr>
+                <w:rFonts w:ascii="Calibri" w:cs="Calibri" w:eastAsia="Calibri" w:hAnsi="Calibri"/>
               </w:rPr>
               <w:t xml:space="preserve">Next review</w:t>
             </w:r>
@@ -372,10 +407,51 @@
             <w:r>
               <w:rPr>
                 <w:rFonts w:ascii="Calibri" w:cs="Calibri" w:eastAsia="Calibri" w:hAnsi="Calibri"/>
-                <w:sz w:val="22"/>
-                <w:szCs w:val="22"/>
-              </w:rPr>
-              <w:t xml:space="preserve">12 October 2027</w:t>
+              </w:rPr>
+              <w:t xml:space="preserve">14 October 2027</w:t>
+            </w:r>
+          </w:p>
+        </w:tc>
+      </w:tr>
+      <w:tr>
+        <w:trPr>
+          <w:cantSplit/>
+        </w:trPr>
+        <w:tc>
+          <w:tcPr>
+            <w:tcW w:type="dxa" w:w="4500"/>
+            <w:tcBorders>
+              <w:top w:val="single" w:color="999999" w:sz="4"/>
+              <w:left w:val="single" w:color="999999" w:sz="4"/>
+              <w:bottom w:val="single" w:color="999999" w:sz="4"/>
+              <w:right w:val="single" w:color="999999" w:sz="4"/>
+            </w:tcBorders>
+          </w:tcPr>
+          <w:p>
+            <w:r>
+              <w:rPr>
+                <w:rFonts w:ascii="Calibri" w:cs="Calibri" w:eastAsia="Calibri" w:hAnsi="Calibri"/>
+              </w:rPr>
+              <w:t xml:space="preserve">Standards it supports</w:t>
+            </w:r>
+          </w:p>
+        </w:tc>
+        <w:tc>
+          <w:tcPr>
+            <w:tcW w:type="dxa" w:w="4500"/>
+            <w:tcBorders>
+              <w:top w:val="single" w:color="999999" w:sz="4"/>
+              <w:left w:val="single" w:color="999999" w:sz="4"/>
+              <w:bottom w:val="single" w:color="999999" w:sz="4"/>
+              <w:right w:val="single" w:color="999999" w:sz="4"/>
+            </w:tcBorders>
+          </w:tcPr>
+          <w:p>
+            <w:r>
+              <w:rPr>
+                <w:rFonts w:ascii="Calibri" w:cs="Calibri" w:eastAsia="Calibri" w:hAnsi="Calibri"/>
+              </w:rPr>
+              <w:t xml:space="preserve">the conditions of registration require us to keep supports going</w:t>
             </w:r>
           </w:p>
         </w:tc>
@@ -383,26 +459,22 @@
     </w:tbl>
     <w:p>
       <w:pPr>
-        <w:spacing w:after="120"/>
-      </w:pPr>
-      <w:r>
-        <w:rPr>
-          <w:rFonts w:ascii="Calibri" w:cs="Calibri" w:eastAsia="Calibri" w:hAnsi="Calibri"/>
-          <w:sz w:val="22"/>
-          <w:szCs w:val="22"/>
+        <w:spacing w:after="120" w:line="276"/>
+      </w:pPr>
+      <w:r>
+        <w:rPr>
+          <w:rFonts w:ascii="Calibri" w:cs="Calibri" w:eastAsia="Calibri" w:hAnsi="Calibri"/>
         </w:rPr>
         <w:t xml:space="preserve"/>
       </w:r>
     </w:p>
     <w:p>
       <w:pPr>
-        <w:spacing w:after="120"/>
-      </w:pPr>
-      <w:r>
-        <w:rPr>
-          <w:rFonts w:ascii="Calibri" w:cs="Calibri" w:eastAsia="Calibri" w:hAnsi="Calibri"/>
-          <w:sz w:val="22"/>
-          <w:szCs w:val="22"/>
+        <w:spacing w:after="120" w:line="276"/>
+      </w:pPr>
+      <w:r>
+        <w:rPr>
+          <w:rFonts w:ascii="Calibri" w:cs="Calibri" w:eastAsia="Calibri" w:hAnsi="Calibri"/>
         </w:rPr>
         <w:t xml:space="preserve">Verification providers are not audited against this document under the NDIS Practice Standards. We keep it because the conditions of registration require us to keep supports going.</w:t>
       </w:r>
@@ -423,26 +495,38 @@
     </w:p>
     <w:p>
       <w:pPr>
-        <w:spacing w:after="120"/>
-      </w:pPr>
-      <w:r>
-        <w:rPr>
-          <w:rFonts w:ascii="Calibri" w:cs="Calibri" w:eastAsia="Calibri" w:hAnsi="Calibri"/>
-          <w:sz w:val="22"/>
-          <w:szCs w:val="22"/>
+        <w:spacing w:after="80"/>
+      </w:pPr>
+      <w:r>
+        <w:rPr>
+          <w:rFonts w:ascii="Calibri" w:cs="Calibri" w:eastAsia="Calibri" w:hAnsi="Calibri"/>
+          <w:i/>
+          <w:iCs/>
+          <w:color w:val="555555"/>
+          <w:sz w:val="20"/>
+          <w:szCs w:val="20"/>
+        </w:rPr>
+        <w:t xml:space="preserve">Drafted from your answers.</w:t>
+      </w:r>
+    </w:p>
+    <w:p>
+      <w:pPr>
+        <w:spacing w:after="120" w:line="276"/>
+      </w:pPr>
+      <w:r>
+        <w:rPr>
+          <w:rFonts w:ascii="Calibri" w:cs="Calibri" w:eastAsia="Calibri" w:hAnsi="Calibri"/>
         </w:rPr>
         <w:t xml:space="preserve">This plan shows how Sunrise Supports keeps supports going when people or the business are unavailable.</w:t>
       </w:r>
     </w:p>
     <w:p>
       <w:pPr>
-        <w:spacing w:after="120"/>
-      </w:pPr>
-      <w:r>
-        <w:rPr>
-          <w:rFonts w:ascii="Calibri" w:cs="Calibri" w:eastAsia="Calibri" w:hAnsi="Calibri"/>
-          <w:sz w:val="22"/>
-          <w:szCs w:val="22"/>
+        <w:spacing w:after="120" w:line="276"/>
+      </w:pPr>
+      <w:r>
+        <w:rPr>
+          <w:rFonts w:ascii="Calibri" w:cs="Calibri" w:eastAsia="Calibri" w:hAnsi="Calibri"/>
         </w:rPr>
         <w:t xml:space="preserve">It supports the conditions of registration, which require us to keep supports going for participants.</w:t>
       </w:r>
@@ -463,39 +547,49 @@
     </w:p>
     <w:p>
       <w:pPr>
-        <w:spacing w:after="120"/>
-      </w:pPr>
-      <w:r>
-        <w:rPr>
-          <w:rFonts w:ascii="Calibri" w:cs="Calibri" w:eastAsia="Calibri" w:hAnsi="Calibri"/>
-          <w:sz w:val="22"/>
-          <w:szCs w:val="22"/>
+        <w:spacing w:after="80"/>
+      </w:pPr>
+      <w:r>
+        <w:rPr>
+          <w:rFonts w:ascii="Calibri" w:cs="Calibri" w:eastAsia="Calibri" w:hAnsi="Calibri"/>
+          <w:i/>
+          <w:iCs/>
+          <w:color w:val="555555"/>
+          <w:sz w:val="20"/>
+          <w:szCs w:val="20"/>
+        </w:rPr>
+        <w:t xml:space="preserve">Drafted from your answers.</w:t>
+      </w:r>
+    </w:p>
+    <w:p>
+      <w:pPr>
+        <w:spacing w:after="120" w:line="276"/>
+      </w:pPr>
+      <w:r>
+        <w:rPr>
+          <w:rFonts w:ascii="Calibri" w:cs="Calibri" w:eastAsia="Calibri" w:hAnsi="Calibri"/>
         </w:rPr>
         <w:t xml:space="preserve">Sunrise Supports is a sole trader. We are the provider and the only worker. This plan is written for us and for anyone who may need to act for us if we cannot work.</w:t>
       </w:r>
     </w:p>
     <w:p>
       <w:pPr>
-        <w:spacing w:after="120"/>
-      </w:pPr>
-      <w:r>
-        <w:rPr>
-          <w:rFonts w:ascii="Calibri" w:cs="Calibri" w:eastAsia="Calibri" w:hAnsi="Calibri"/>
-          <w:sz w:val="22"/>
-          <w:szCs w:val="22"/>
+        <w:spacing w:after="120" w:line="276"/>
+      </w:pPr>
+      <w:r>
+        <w:rPr>
+          <w:rFonts w:ascii="Calibri" w:cs="Calibri" w:eastAsia="Calibri" w:hAnsi="Calibri"/>
         </w:rPr>
         <w:t xml:space="preserve">We deliver one type of support: 0120 Household tasks. This means help with everyday jobs around a participant's home, such as cleaning and tidying.</w:t>
       </w:r>
     </w:p>
     <w:p>
       <w:pPr>
-        <w:spacing w:after="120"/>
-      </w:pPr>
-      <w:r>
-        <w:rPr>
-          <w:rFonts w:ascii="Calibri" w:cs="Calibri" w:eastAsia="Calibri" w:hAnsi="Calibri"/>
-          <w:sz w:val="22"/>
-          <w:szCs w:val="22"/>
+        <w:spacing w:after="120" w:line="276"/>
+      </w:pPr>
+      <w:r>
+        <w:rPr>
+          <w:rFonts w:ascii="Calibri" w:cs="Calibri" w:eastAsia="Calibri" w:hAnsi="Calibri"/>
         </w:rPr>
         <w:t xml:space="preserve">We deliver these supports in New South Wales. We deliver them in participants' own homes.</w:t>
       </w:r>
@@ -537,8 +631,6 @@
                 <w:rFonts w:ascii="Calibri" w:cs="Calibri" w:eastAsia="Calibri" w:hAnsi="Calibri"/>
                 <w:b/>
                 <w:bCs/>
-                <w:sz w:val="22"/>
-                <w:szCs w:val="22"/>
               </w:rPr>
               <w:t xml:space="preserve">Item</w:t>
             </w:r>
@@ -561,8 +653,6 @@
                 <w:rFonts w:ascii="Calibri" w:cs="Calibri" w:eastAsia="Calibri" w:hAnsi="Calibri"/>
                 <w:b/>
                 <w:bCs/>
-                <w:sz w:val="22"/>
-                <w:szCs w:val="22"/>
               </w:rPr>
               <w:t xml:space="preserve">What it means for this plan</w:t>
             </w:r>
@@ -570,6 +660,9 @@
         </w:tc>
       </w:tr>
       <w:tr>
+        <w:trPr>
+          <w:cantSplit/>
+        </w:trPr>
         <w:tc>
           <w:tcPr>
             <w:tcW w:type="dxa" w:w="4500"/>
@@ -584,8 +677,6 @@
             <w:r>
               <w:rPr>
                 <w:rFonts w:ascii="Calibri" w:cs="Calibri" w:eastAsia="Calibri" w:hAnsi="Calibri"/>
-                <w:sz w:val="22"/>
-                <w:szCs w:val="22"/>
               </w:rPr>
               <w:t xml:space="preserve">Business structure</w:t>
             </w:r>
@@ -605,8 +696,6 @@
             <w:r>
               <w:rPr>
                 <w:rFonts w:ascii="Calibri" w:cs="Calibri" w:eastAsia="Calibri" w:hAnsi="Calibri"/>
-                <w:sz w:val="22"/>
-                <w:szCs w:val="22"/>
               </w:rPr>
               <w:t xml:space="preserve">Sole trader. One person holds all key roles.</w:t>
             </w:r>
@@ -614,6 +703,9 @@
         </w:tc>
       </w:tr>
       <w:tr>
+        <w:trPr>
+          <w:cantSplit/>
+        </w:trPr>
         <w:tc>
           <w:tcPr>
             <w:tcW w:type="dxa" w:w="4500"/>
@@ -628,8 +720,6 @@
             <w:r>
               <w:rPr>
                 <w:rFonts w:ascii="Calibri" w:cs="Calibri" w:eastAsia="Calibri" w:hAnsi="Calibri"/>
-                <w:sz w:val="22"/>
-                <w:szCs w:val="22"/>
               </w:rPr>
               <w:t xml:space="preserve">Workers</w:t>
             </w:r>
@@ -649,8 +739,6 @@
             <w:r>
               <w:rPr>
                 <w:rFonts w:ascii="Calibri" w:cs="Calibri" w:eastAsia="Calibri" w:hAnsi="Calibri"/>
-                <w:sz w:val="22"/>
-                <w:szCs w:val="22"/>
               </w:rPr>
               <w:t xml:space="preserve">None other than us. When we are unavailable, no one else delivers the support.</w:t>
             </w:r>
@@ -658,6 +746,9 @@
         </w:tc>
       </w:tr>
       <w:tr>
+        <w:trPr>
+          <w:cantSplit/>
+        </w:trPr>
         <w:tc>
           <w:tcPr>
             <w:tcW w:type="dxa" w:w="4500"/>
@@ -672,8 +763,6 @@
             <w:r>
               <w:rPr>
                 <w:rFonts w:ascii="Calibri" w:cs="Calibri" w:eastAsia="Calibri" w:hAnsi="Calibri"/>
-                <w:sz w:val="22"/>
-                <w:szCs w:val="22"/>
               </w:rPr>
               <w:t xml:space="preserve">Support type</w:t>
             </w:r>
@@ -693,8 +782,6 @@
             <w:r>
               <w:rPr>
                 <w:rFonts w:ascii="Calibri" w:cs="Calibri" w:eastAsia="Calibri" w:hAnsi="Calibri"/>
-                <w:sz w:val="22"/>
-                <w:szCs w:val="22"/>
               </w:rPr>
               <w:t xml:space="preserve">0120 Household tasks.</w:t>
             </w:r>
@@ -702,6 +789,9 @@
         </w:tc>
       </w:tr>
       <w:tr>
+        <w:trPr>
+          <w:cantSplit/>
+        </w:trPr>
         <w:tc>
           <w:tcPr>
             <w:tcW w:type="dxa" w:w="4500"/>
@@ -716,8 +806,6 @@
             <w:r>
               <w:rPr>
                 <w:rFonts w:ascii="Calibri" w:cs="Calibri" w:eastAsia="Calibri" w:hAnsi="Calibri"/>
-                <w:sz w:val="22"/>
-                <w:szCs w:val="22"/>
               </w:rPr>
               <w:t xml:space="preserve">State</w:t>
             </w:r>
@@ -737,8 +825,6 @@
             <w:r>
               <w:rPr>
                 <w:rFonts w:ascii="Calibri" w:cs="Calibri" w:eastAsia="Calibri" w:hAnsi="Calibri"/>
-                <w:sz w:val="22"/>
-                <w:szCs w:val="22"/>
               </w:rPr>
               <w:t xml:space="preserve">New South Wales.</w:t>
             </w:r>
@@ -746,6 +832,9 @@
         </w:tc>
       </w:tr>
       <w:tr>
+        <w:trPr>
+          <w:cantSplit/>
+        </w:trPr>
         <w:tc>
           <w:tcPr>
             <w:tcW w:type="dxa" w:w="4500"/>
@@ -760,8 +849,6 @@
             <w:r>
               <w:rPr>
                 <w:rFonts w:ascii="Calibri" w:cs="Calibri" w:eastAsia="Calibri" w:hAnsi="Calibri"/>
-                <w:sz w:val="22"/>
-                <w:szCs w:val="22"/>
               </w:rPr>
               <w:t xml:space="preserve">Setting</w:t>
             </w:r>
@@ -781,8 +868,6 @@
             <w:r>
               <w:rPr>
                 <w:rFonts w:ascii="Calibri" w:cs="Calibri" w:eastAsia="Calibri" w:hAnsi="Calibri"/>
-                <w:sz w:val="22"/>
-                <w:szCs w:val="22"/>
               </w:rPr>
               <w:t xml:space="preserve">Participants' own homes.</w:t>
             </w:r>
@@ -792,26 +877,22 @@
     </w:tbl>
     <w:p>
       <w:pPr>
-        <w:spacing w:after="120"/>
-      </w:pPr>
-      <w:r>
-        <w:rPr>
-          <w:rFonts w:ascii="Calibri" w:cs="Calibri" w:eastAsia="Calibri" w:hAnsi="Calibri"/>
-          <w:sz w:val="22"/>
-          <w:szCs w:val="22"/>
+        <w:spacing w:after="120" w:line="276"/>
+      </w:pPr>
+      <w:r>
+        <w:rPr>
+          <w:rFonts w:ascii="Calibri" w:cs="Calibri" w:eastAsia="Calibri" w:hAnsi="Calibri"/>
         </w:rPr>
         <w:t xml:space="preserve"/>
       </w:r>
     </w:p>
     <w:p>
       <w:pPr>
-        <w:spacing w:after="120"/>
-      </w:pPr>
-      <w:r>
-        <w:rPr>
-          <w:rFonts w:ascii="Calibri" w:cs="Calibri" w:eastAsia="Calibri" w:hAnsi="Calibri"/>
-          <w:sz w:val="22"/>
-          <w:szCs w:val="22"/>
+        <w:spacing w:after="120" w:line="276"/>
+      </w:pPr>
+      <w:r>
+        <w:rPr>
+          <w:rFonts w:ascii="Calibri" w:cs="Calibri" w:eastAsia="Calibri" w:hAnsi="Calibri"/>
         </w:rPr>
         <w:t xml:space="preserve">Because we work alone, a participant's support stops when we stop. The scenarios in section 3 Scenarios we plan for and the actions in section 4 What we will do are written with this in mind.</w:t>
       </w:r>
@@ -849,8 +930,6 @@
                 <w:rFonts w:ascii="Calibri" w:cs="Calibri" w:eastAsia="Calibri" w:hAnsi="Calibri"/>
                 <w:i/>
                 <w:iCs/>
-                <w:sz w:val="22"/>
-                <w:szCs w:val="22"/>
               </w:rPr>
               <w:t xml:space="preserve">[Provider to complete: name any other person who could contact participants or hold our records if we cannot, for example a trusted contact or another registered provider.]</w:t>
             </w:r>
@@ -860,13 +939,11 @@
     </w:tbl>
     <w:p>
       <w:pPr>
-        <w:spacing w:after="120"/>
-      </w:pPr>
-      <w:r>
-        <w:rPr>
-          <w:rFonts w:ascii="Calibri" w:cs="Calibri" w:eastAsia="Calibri" w:hAnsi="Calibri"/>
-          <w:sz w:val="22"/>
-          <w:szCs w:val="22"/>
+        <w:spacing w:after="120" w:line="276"/>
+      </w:pPr>
+      <w:r>
+        <w:rPr>
+          <w:rFonts w:ascii="Calibri" w:cs="Calibri" w:eastAsia="Calibri" w:hAnsi="Calibri"/>
         </w:rPr>
         <w:t xml:space="preserve"/>
       </w:r>
@@ -887,13 +964,27 @@
     </w:p>
     <w:p>
       <w:pPr>
-        <w:spacing w:after="120"/>
-      </w:pPr>
-      <w:r>
-        <w:rPr>
-          <w:rFonts w:ascii="Calibri" w:cs="Calibri" w:eastAsia="Calibri" w:hAnsi="Calibri"/>
-          <w:sz w:val="22"/>
-          <w:szCs w:val="22"/>
+        <w:spacing w:after="80"/>
+      </w:pPr>
+      <w:r>
+        <w:rPr>
+          <w:rFonts w:ascii="Calibri" w:cs="Calibri" w:eastAsia="Calibri" w:hAnsi="Calibri"/>
+          <w:i/>
+          <w:iCs/>
+          <w:color w:val="555555"/>
+          <w:sz w:val="20"/>
+          <w:szCs w:val="20"/>
+        </w:rPr>
+        <w:t xml:space="preserve">Drafted from your answers.</w:t>
+      </w:r>
+    </w:p>
+    <w:p>
+      <w:pPr>
+        <w:spacing w:after="120" w:line="276"/>
+      </w:pPr>
+      <w:r>
+        <w:rPr>
+          <w:rFonts w:ascii="Calibri" w:cs="Calibri" w:eastAsia="Calibri" w:hAnsi="Calibri"/>
         </w:rPr>
         <w:t xml:space="preserve">Sunrise Supports is run by one person. We deliver household tasks (support type 0120) to participants in New South Wales. This section lists the events that could stop or change a participant's supports, and what each one means for us.</w:t>
       </w:r>
@@ -936,8 +1027,6 @@
                 <w:rFonts w:ascii="Calibri" w:cs="Calibri" w:eastAsia="Calibri" w:hAnsi="Calibri"/>
                 <w:b/>
                 <w:bCs/>
-                <w:sz w:val="22"/>
-                <w:szCs w:val="22"/>
               </w:rPr>
               <w:t xml:space="preserve">Scenario</w:t>
             </w:r>
@@ -960,8 +1049,6 @@
                 <w:rFonts w:ascii="Calibri" w:cs="Calibri" w:eastAsia="Calibri" w:hAnsi="Calibri"/>
                 <w:b/>
                 <w:bCs/>
-                <w:sz w:val="22"/>
-                <w:szCs w:val="22"/>
               </w:rPr>
               <w:t xml:space="preserve">What it could mean for participants</w:t>
             </w:r>
@@ -984,8 +1071,6 @@
                 <w:rFonts w:ascii="Calibri" w:cs="Calibri" w:eastAsia="Calibri" w:hAnsi="Calibri"/>
                 <w:b/>
                 <w:bCs/>
-                <w:sz w:val="22"/>
-                <w:szCs w:val="22"/>
               </w:rPr>
               <w:t xml:space="preserve">Where we cover it</w:t>
             </w:r>
@@ -993,22 +1078,23 @@
         </w:tc>
       </w:tr>
       <w:tr>
-        <w:tc>
-          <w:tcPr>
-            <w:tcW w:type="dxa" w:w="3000"/>
-            <w:tcBorders>
-              <w:top w:val="single" w:color="999999" w:sz="4"/>
-              <w:left w:val="single" w:color="999999" w:sz="4"/>
-              <w:bottom w:val="single" w:color="999999" w:sz="4"/>
-              <w:right w:val="single" w:color="999999" w:sz="4"/>
-            </w:tcBorders>
-          </w:tcPr>
-          <w:p>
-            <w:r>
-              <w:rPr>
-                <w:rFonts w:ascii="Calibri" w:cs="Calibri" w:eastAsia="Calibri" w:hAnsi="Calibri"/>
-                <w:sz w:val="22"/>
-                <w:szCs w:val="22"/>
+        <w:trPr>
+          <w:cantSplit/>
+        </w:trPr>
+        <w:tc>
+          <w:tcPr>
+            <w:tcW w:type="dxa" w:w="3000"/>
+            <w:tcBorders>
+              <w:top w:val="single" w:color="999999" w:sz="4"/>
+              <w:left w:val="single" w:color="999999" w:sz="4"/>
+              <w:bottom w:val="single" w:color="999999" w:sz="4"/>
+              <w:right w:val="single" w:color="999999" w:sz="4"/>
+            </w:tcBorders>
+          </w:tcPr>
+          <w:p>
+            <w:r>
+              <w:rPr>
+                <w:rFonts w:ascii="Calibri" w:cs="Calibri" w:eastAsia="Calibri" w:hAnsi="Calibri"/>
               </w:rPr>
               <w:t xml:space="preserve">We are sick, injured or on leave for a short time</w:t>
             </w:r>
@@ -1028,8 +1114,6 @@
             <w:r>
               <w:rPr>
                 <w:rFonts w:ascii="Calibri" w:cs="Calibri" w:eastAsia="Calibri" w:hAnsi="Calibri"/>
-                <w:sz w:val="22"/>
-                <w:szCs w:val="22"/>
               </w:rPr>
               <w:t xml:space="preserve">A planned household task visit is missed or delayed</w:t>
             </w:r>
@@ -1049,8 +1133,6 @@
             <w:r>
               <w:rPr>
                 <w:rFonts w:ascii="Calibri" w:cs="Calibri" w:eastAsia="Calibri" w:hAnsi="Calibri"/>
-                <w:sz w:val="22"/>
-                <w:szCs w:val="22"/>
               </w:rPr>
               <w:t xml:space="preserve">See section 4 What we will do and section 6 Cover for the provider's own absence</w:t>
             </w:r>
@@ -1058,22 +1140,23 @@
         </w:tc>
       </w:tr>
       <w:tr>
-        <w:tc>
-          <w:tcPr>
-            <w:tcW w:type="dxa" w:w="3000"/>
-            <w:tcBorders>
-              <w:top w:val="single" w:color="999999" w:sz="4"/>
-              <w:left w:val="single" w:color="999999" w:sz="4"/>
-              <w:bottom w:val="single" w:color="999999" w:sz="4"/>
-              <w:right w:val="single" w:color="999999" w:sz="4"/>
-            </w:tcBorders>
-          </w:tcPr>
-          <w:p>
-            <w:r>
-              <w:rPr>
-                <w:rFonts w:ascii="Calibri" w:cs="Calibri" w:eastAsia="Calibri" w:hAnsi="Calibri"/>
-                <w:sz w:val="22"/>
-                <w:szCs w:val="22"/>
+        <w:trPr>
+          <w:cantSplit/>
+        </w:trPr>
+        <w:tc>
+          <w:tcPr>
+            <w:tcW w:type="dxa" w:w="3000"/>
+            <w:tcBorders>
+              <w:top w:val="single" w:color="999999" w:sz="4"/>
+              <w:left w:val="single" w:color="999999" w:sz="4"/>
+              <w:bottom w:val="single" w:color="999999" w:sz="4"/>
+              <w:right w:val="single" w:color="999999" w:sz="4"/>
+            </w:tcBorders>
+          </w:tcPr>
+          <w:p>
+            <w:r>
+              <w:rPr>
+                <w:rFonts w:ascii="Calibri" w:cs="Calibri" w:eastAsia="Calibri" w:hAnsi="Calibri"/>
               </w:rPr>
               <w:t xml:space="preserve">We are unavailable for a long time, for example a serious illness or injury</w:t>
             </w:r>
@@ -1093,8 +1176,6 @@
             <w:r>
               <w:rPr>
                 <w:rFonts w:ascii="Calibri" w:cs="Calibri" w:eastAsia="Calibri" w:hAnsi="Calibri"/>
-                <w:sz w:val="22"/>
-                <w:szCs w:val="22"/>
               </w:rPr>
               <w:t xml:space="preserve">Supports stop for weeks or months and participants need another provider</w:t>
             </w:r>
@@ -1114,8 +1195,6 @@
             <w:r>
               <w:rPr>
                 <w:rFonts w:ascii="Calibri" w:cs="Calibri" w:eastAsia="Calibri" w:hAnsi="Calibri"/>
-                <w:sz w:val="22"/>
-                <w:szCs w:val="22"/>
               </w:rPr>
               <w:t xml:space="preserve">See section 4 What we will do and section 6 Cover for the provider's own absence</w:t>
             </w:r>
@@ -1123,22 +1202,23 @@
         </w:tc>
       </w:tr>
       <w:tr>
-        <w:tc>
-          <w:tcPr>
-            <w:tcW w:type="dxa" w:w="3000"/>
-            <w:tcBorders>
-              <w:top w:val="single" w:color="999999" w:sz="4"/>
-              <w:left w:val="single" w:color="999999" w:sz="4"/>
-              <w:bottom w:val="single" w:color="999999" w:sz="4"/>
-              <w:right w:val="single" w:color="999999" w:sz="4"/>
-            </w:tcBorders>
-          </w:tcPr>
-          <w:p>
-            <w:r>
-              <w:rPr>
-                <w:rFonts w:ascii="Calibri" w:cs="Calibri" w:eastAsia="Calibri" w:hAnsi="Calibri"/>
-                <w:sz w:val="22"/>
-                <w:szCs w:val="22"/>
+        <w:trPr>
+          <w:cantSplit/>
+        </w:trPr>
+        <w:tc>
+          <w:tcPr>
+            <w:tcW w:type="dxa" w:w="3000"/>
+            <w:tcBorders>
+              <w:top w:val="single" w:color="999999" w:sz="4"/>
+              <w:left w:val="single" w:color="999999" w:sz="4"/>
+              <w:bottom w:val="single" w:color="999999" w:sz="4"/>
+              <w:right w:val="single" w:color="999999" w:sz="4"/>
+            </w:tcBorders>
+          </w:tcPr>
+          <w:p>
+            <w:r>
+              <w:rPr>
+                <w:rFonts w:ascii="Calibri" w:cs="Calibri" w:eastAsia="Calibri" w:hAnsi="Calibri"/>
               </w:rPr>
               <w:t xml:space="preserve">Severe weather, bushfire, flood or a power or transport failure in our area</w:t>
             </w:r>
@@ -1158,8 +1238,6 @@
             <w:r>
               <w:rPr>
                 <w:rFonts w:ascii="Calibri" w:cs="Calibri" w:eastAsia="Calibri" w:hAnsi="Calibri"/>
-                <w:sz w:val="22"/>
-                <w:szCs w:val="22"/>
               </w:rPr>
               <w:t xml:space="preserve">Visits cannot go ahead safely and some participants may be at risk if routine tasks are missed</w:t>
             </w:r>
@@ -1179,8 +1257,6 @@
             <w:r>
               <w:rPr>
                 <w:rFonts w:ascii="Calibri" w:cs="Calibri" w:eastAsia="Calibri" w:hAnsi="Calibri"/>
-                <w:sz w:val="22"/>
-                <w:szCs w:val="22"/>
               </w:rPr>
               <w:t xml:space="preserve">See section 4 What we will do</w:t>
             </w:r>
@@ -1188,22 +1264,23 @@
         </w:tc>
       </w:tr>
       <w:tr>
-        <w:tc>
-          <w:tcPr>
-            <w:tcW w:type="dxa" w:w="3000"/>
-            <w:tcBorders>
-              <w:top w:val="single" w:color="999999" w:sz="4"/>
-              <w:left w:val="single" w:color="999999" w:sz="4"/>
-              <w:bottom w:val="single" w:color="999999" w:sz="4"/>
-              <w:right w:val="single" w:color="999999" w:sz="4"/>
-            </w:tcBorders>
-          </w:tcPr>
-          <w:p>
-            <w:r>
-              <w:rPr>
-                <w:rFonts w:ascii="Calibri" w:cs="Calibri" w:eastAsia="Calibri" w:hAnsi="Calibri"/>
-                <w:sz w:val="22"/>
-                <w:szCs w:val="22"/>
+        <w:trPr>
+          <w:cantSplit/>
+        </w:trPr>
+        <w:tc>
+          <w:tcPr>
+            <w:tcW w:type="dxa" w:w="3000"/>
+            <w:tcBorders>
+              <w:top w:val="single" w:color="999999" w:sz="4"/>
+              <w:left w:val="single" w:color="999999" w:sz="4"/>
+              <w:bottom w:val="single" w:color="999999" w:sz="4"/>
+              <w:right w:val="single" w:color="999999" w:sz="4"/>
+            </w:tcBorders>
+          </w:tcPr>
+          <w:p>
+            <w:r>
+              <w:rPr>
+                <w:rFonts w:ascii="Calibri" w:cs="Calibri" w:eastAsia="Calibri" w:hAnsi="Calibri"/>
               </w:rPr>
               <w:t xml:space="preserve">A worker we engage is unavailable, if we have engaged one</w:t>
             </w:r>
@@ -1223,8 +1300,6 @@
             <w:r>
               <w:rPr>
                 <w:rFonts w:ascii="Calibri" w:cs="Calibri" w:eastAsia="Calibri" w:hAnsi="Calibri"/>
-                <w:sz w:val="22"/>
-                <w:szCs w:val="22"/>
               </w:rPr>
               <w:t xml:space="preserve">A visit has no worker, or a participant is offered someone they do not know</w:t>
             </w:r>
@@ -1244,8 +1319,6 @@
             <w:r>
               <w:rPr>
                 <w:rFonts w:ascii="Calibri" w:cs="Calibri" w:eastAsia="Calibri" w:hAnsi="Calibri"/>
-                <w:sz w:val="22"/>
-                <w:szCs w:val="22"/>
               </w:rPr>
               <w:t xml:space="preserve">See section 4 What we will do and section 5 Responsibilities</w:t>
             </w:r>
@@ -1253,22 +1326,23 @@
         </w:tc>
       </w:tr>
       <w:tr>
-        <w:tc>
-          <w:tcPr>
-            <w:tcW w:type="dxa" w:w="3000"/>
-            <w:tcBorders>
-              <w:top w:val="single" w:color="999999" w:sz="4"/>
-              <w:left w:val="single" w:color="999999" w:sz="4"/>
-              <w:bottom w:val="single" w:color="999999" w:sz="4"/>
-              <w:right w:val="single" w:color="999999" w:sz="4"/>
-            </w:tcBorders>
-          </w:tcPr>
-          <w:p>
-            <w:r>
-              <w:rPr>
-                <w:rFonts w:ascii="Calibri" w:cs="Calibri" w:eastAsia="Calibri" w:hAnsi="Calibri"/>
-                <w:sz w:val="22"/>
-                <w:szCs w:val="22"/>
+        <w:trPr>
+          <w:cantSplit/>
+        </w:trPr>
+        <w:tc>
+          <w:tcPr>
+            <w:tcW w:type="dxa" w:w="3000"/>
+            <w:tcBorders>
+              <w:top w:val="single" w:color="999999" w:sz="4"/>
+              <w:left w:val="single" w:color="999999" w:sz="4"/>
+              <w:bottom w:val="single" w:color="999999" w:sz="4"/>
+              <w:right w:val="single" w:color="999999" w:sz="4"/>
+            </w:tcBorders>
+          </w:tcPr>
+          <w:p>
+            <w:r>
+              <w:rPr>
+                <w:rFonts w:ascii="Calibri" w:cs="Calibri" w:eastAsia="Calibri" w:hAnsi="Calibri"/>
               </w:rPr>
               <w:t xml:space="preserve">A participant, or a person we rely on to get into their home, cannot be reached</w:t>
             </w:r>
@@ -1288,8 +1362,6 @@
             <w:r>
               <w:rPr>
                 <w:rFonts w:ascii="Calibri" w:cs="Calibri" w:eastAsia="Calibri" w:hAnsi="Calibri"/>
-                <w:sz w:val="22"/>
-                <w:szCs w:val="22"/>
               </w:rPr>
               <w:t xml:space="preserve">We cannot confirm a visit, or we arrive and cannot get in</w:t>
             </w:r>
@@ -1309,8 +1381,6 @@
             <w:r>
               <w:rPr>
                 <w:rFonts w:ascii="Calibri" w:cs="Calibri" w:eastAsia="Calibri" w:hAnsi="Calibri"/>
-                <w:sz w:val="22"/>
-                <w:szCs w:val="22"/>
               </w:rPr>
               <w:t xml:space="preserve">See section 4 What we will do</w:t>
             </w:r>
@@ -1318,22 +1388,23 @@
         </w:tc>
       </w:tr>
       <w:tr>
-        <w:tc>
-          <w:tcPr>
-            <w:tcW w:type="dxa" w:w="3000"/>
-            <w:tcBorders>
-              <w:top w:val="single" w:color="999999" w:sz="4"/>
-              <w:left w:val="single" w:color="999999" w:sz="4"/>
-              <w:bottom w:val="single" w:color="999999" w:sz="4"/>
-              <w:right w:val="single" w:color="999999" w:sz="4"/>
-            </w:tcBorders>
-          </w:tcPr>
-          <w:p>
-            <w:r>
-              <w:rPr>
-                <w:rFonts w:ascii="Calibri" w:cs="Calibri" w:eastAsia="Calibri" w:hAnsi="Calibri"/>
-                <w:sz w:val="22"/>
-                <w:szCs w:val="22"/>
+        <w:trPr>
+          <w:cantSplit/>
+        </w:trPr>
+        <w:tc>
+          <w:tcPr>
+            <w:tcW w:type="dxa" w:w="3000"/>
+            <w:tcBorders>
+              <w:top w:val="single" w:color="999999" w:sz="4"/>
+              <w:left w:val="single" w:color="999999" w:sz="4"/>
+              <w:bottom w:val="single" w:color="999999" w:sz="4"/>
+              <w:right w:val="single" w:color="999999" w:sz="4"/>
+            </w:tcBorders>
+          </w:tcPr>
+          <w:p>
+            <w:r>
+              <w:rPr>
+                <w:rFonts w:ascii="Calibri" w:cs="Calibri" w:eastAsia="Calibri" w:hAnsi="Calibri"/>
               </w:rPr>
               <w:t xml:space="preserve">Our phone, vehicle, diary or records system fails</w:t>
             </w:r>
@@ -1353,8 +1424,6 @@
             <w:r>
               <w:rPr>
                 <w:rFonts w:ascii="Calibri" w:cs="Calibri" w:eastAsia="Calibri" w:hAnsi="Calibri"/>
-                <w:sz w:val="22"/>
-                <w:szCs w:val="22"/>
               </w:rPr>
               <w:t xml:space="preserve">We lose participant contact details, visit times or records</w:t>
             </w:r>
@@ -1374,8 +1443,6 @@
             <w:r>
               <w:rPr>
                 <w:rFonts w:ascii="Calibri" w:cs="Calibri" w:eastAsia="Calibri" w:hAnsi="Calibri"/>
-                <w:sz w:val="22"/>
-                <w:szCs w:val="22"/>
               </w:rPr>
               <w:t xml:space="preserve">See section 7 Records and evidence to retain</w:t>
             </w:r>
@@ -1383,22 +1450,23 @@
         </w:tc>
       </w:tr>
       <w:tr>
-        <w:tc>
-          <w:tcPr>
-            <w:tcW w:type="dxa" w:w="3000"/>
-            <w:tcBorders>
-              <w:top w:val="single" w:color="999999" w:sz="4"/>
-              <w:left w:val="single" w:color="999999" w:sz="4"/>
-              <w:bottom w:val="single" w:color="999999" w:sz="4"/>
-              <w:right w:val="single" w:color="999999" w:sz="4"/>
-            </w:tcBorders>
-          </w:tcPr>
-          <w:p>
-            <w:r>
-              <w:rPr>
-                <w:rFonts w:ascii="Calibri" w:cs="Calibri" w:eastAsia="Calibri" w:hAnsi="Calibri"/>
-                <w:sz w:val="22"/>
-                <w:szCs w:val="22"/>
+        <w:trPr>
+          <w:cantSplit/>
+        </w:trPr>
+        <w:tc>
+          <w:tcPr>
+            <w:tcW w:type="dxa" w:w="3000"/>
+            <w:tcBorders>
+              <w:top w:val="single" w:color="999999" w:sz="4"/>
+              <w:left w:val="single" w:color="999999" w:sz="4"/>
+              <w:bottom w:val="single" w:color="999999" w:sz="4"/>
+              <w:right w:val="single" w:color="999999" w:sz="4"/>
+            </w:tcBorders>
+          </w:tcPr>
+          <w:p>
+            <w:r>
+              <w:rPr>
+                <w:rFonts w:ascii="Calibri" w:cs="Calibri" w:eastAsia="Calibri" w:hAnsi="Calibri"/>
               </w:rPr>
               <w:t xml:space="preserve">We change how we run the business, for example by taking on workers or changing our structure</w:t>
             </w:r>
@@ -1418,8 +1486,6 @@
             <w:r>
               <w:rPr>
                 <w:rFonts w:ascii="Calibri" w:cs="Calibri" w:eastAsia="Calibri" w:hAnsi="Calibri"/>
-                <w:sz w:val="22"/>
-                <w:szCs w:val="22"/>
               </w:rPr>
               <w:t xml:space="preserve">Participants are affected by new workers, new contacts or a changed agreement</w:t>
             </w:r>
@@ -1439,8 +1505,6 @@
             <w:r>
               <w:rPr>
                 <w:rFonts w:ascii="Calibri" w:cs="Calibri" w:eastAsia="Calibri" w:hAnsi="Calibri"/>
-                <w:sz w:val="22"/>
-                <w:szCs w:val="22"/>
               </w:rPr>
               <w:t xml:space="preserve">See section 4 What we will do and section 9 Review and testing</w:t>
             </w:r>
@@ -1448,22 +1512,23 @@
         </w:tc>
       </w:tr>
       <w:tr>
-        <w:tc>
-          <w:tcPr>
-            <w:tcW w:type="dxa" w:w="3000"/>
-            <w:tcBorders>
-              <w:top w:val="single" w:color="999999" w:sz="4"/>
-              <w:left w:val="single" w:color="999999" w:sz="4"/>
-              <w:bottom w:val="single" w:color="999999" w:sz="4"/>
-              <w:right w:val="single" w:color="999999" w:sz="4"/>
-            </w:tcBorders>
-          </w:tcPr>
-          <w:p>
-            <w:r>
-              <w:rPr>
-                <w:rFonts w:ascii="Calibri" w:cs="Calibri" w:eastAsia="Calibri" w:hAnsi="Calibri"/>
-                <w:sz w:val="22"/>
-                <w:szCs w:val="22"/>
+        <w:trPr>
+          <w:cantSplit/>
+        </w:trPr>
+        <w:tc>
+          <w:tcPr>
+            <w:tcW w:type="dxa" w:w="3000"/>
+            <w:tcBorders>
+              <w:top w:val="single" w:color="999999" w:sz="4"/>
+              <w:left w:val="single" w:color="999999" w:sz="4"/>
+              <w:bottom w:val="single" w:color="999999" w:sz="4"/>
+              <w:right w:val="single" w:color="999999" w:sz="4"/>
+            </w:tcBorders>
+          </w:tcPr>
+          <w:p>
+            <w:r>
+              <w:rPr>
+                <w:rFonts w:ascii="Calibri" w:cs="Calibri" w:eastAsia="Calibri" w:hAnsi="Calibri"/>
               </w:rPr>
               <w:t xml:space="preserve">We decide to close or sell the business, or we can no longer deliver supports</w:t>
             </w:r>
@@ -1483,8 +1548,6 @@
             <w:r>
               <w:rPr>
                 <w:rFonts w:ascii="Calibri" w:cs="Calibri" w:eastAsia="Calibri" w:hAnsi="Calibri"/>
-                <w:sz w:val="22"/>
-                <w:szCs w:val="22"/>
               </w:rPr>
               <w:t xml:space="preserve">Participants lose their provider and must move to another one without a gap in supports</w:t>
             </w:r>
@@ -1504,8 +1567,6 @@
             <w:r>
               <w:rPr>
                 <w:rFonts w:ascii="Calibri" w:cs="Calibri" w:eastAsia="Calibri" w:hAnsi="Calibri"/>
-                <w:sz w:val="22"/>
-                <w:szCs w:val="22"/>
               </w:rPr>
               <w:t xml:space="preserve">See section 4 What we will do</w:t>
             </w:r>
@@ -1515,26 +1576,22 @@
     </w:tbl>
     <w:p>
       <w:pPr>
-        <w:spacing w:after="120"/>
-      </w:pPr>
-      <w:r>
-        <w:rPr>
-          <w:rFonts w:ascii="Calibri" w:cs="Calibri" w:eastAsia="Calibri" w:hAnsi="Calibri"/>
-          <w:sz w:val="22"/>
-          <w:szCs w:val="22"/>
+        <w:spacing w:after="120" w:line="276"/>
+      </w:pPr>
+      <w:r>
+        <w:rPr>
+          <w:rFonts w:ascii="Calibri" w:cs="Calibri" w:eastAsia="Calibri" w:hAnsi="Calibri"/>
         </w:rPr>
         <w:t xml:space="preserve"/>
       </w:r>
     </w:p>
     <w:p>
       <w:pPr>
-        <w:spacing w:after="120"/>
-      </w:pPr>
-      <w:r>
-        <w:rPr>
-          <w:rFonts w:ascii="Calibri" w:cs="Calibri" w:eastAsia="Calibri" w:hAnsi="Calibri"/>
-          <w:sz w:val="22"/>
-          <w:szCs w:val="22"/>
+        <w:spacing w:after="120" w:line="276"/>
+      </w:pPr>
+      <w:r>
+        <w:rPr>
+          <w:rFonts w:ascii="Calibri" w:cs="Calibri" w:eastAsia="Calibri" w:hAnsi="Calibri"/>
         </w:rPr>
         <w:t xml:space="preserve">Household tasks are not usually urgent in the way personal care is. Some participants may still depend on them for a safe and healthy home, so we decide how urgent each participant's supports are when we plan their services.</w:t>
       </w:r>
@@ -1572,8 +1629,6 @@
                 <w:rFonts w:ascii="Calibri" w:cs="Calibri" w:eastAsia="Calibri" w:hAnsi="Calibri"/>
                 <w:i/>
                 <w:iCs/>
-                <w:sz w:val="22"/>
-                <w:szCs w:val="22"/>
               </w:rPr>
               <w:t xml:space="preserve">[Provider to complete: any participants whose supports are urgent, and any scenario specific to your area or work that is not listed above.]</w:t>
             </w:r>
@@ -1583,13 +1638,11 @@
     </w:tbl>
     <w:p>
       <w:pPr>
-        <w:spacing w:after="120"/>
-      </w:pPr>
-      <w:r>
-        <w:rPr>
-          <w:rFonts w:ascii="Calibri" w:cs="Calibri" w:eastAsia="Calibri" w:hAnsi="Calibri"/>
-          <w:sz w:val="22"/>
-          <w:szCs w:val="22"/>
+        <w:spacing w:after="120" w:line="276"/>
+      </w:pPr>
+      <w:r>
+        <w:rPr>
+          <w:rFonts w:ascii="Calibri" w:cs="Calibri" w:eastAsia="Calibri" w:hAnsi="Calibri"/>
         </w:rPr>
         <w:t xml:space="preserve"/>
       </w:r>
@@ -1610,26 +1663,38 @@
     </w:p>
     <w:p>
       <w:pPr>
-        <w:spacing w:after="120"/>
-      </w:pPr>
-      <w:r>
-        <w:rPr>
-          <w:rFonts w:ascii="Calibri" w:cs="Calibri" w:eastAsia="Calibri" w:hAnsi="Calibri"/>
-          <w:sz w:val="22"/>
-          <w:szCs w:val="22"/>
+        <w:spacing w:after="80"/>
+      </w:pPr>
+      <w:r>
+        <w:rPr>
+          <w:rFonts w:ascii="Calibri" w:cs="Calibri" w:eastAsia="Calibri" w:hAnsi="Calibri"/>
+          <w:i/>
+          <w:iCs/>
+          <w:color w:val="555555"/>
+          <w:sz w:val="20"/>
+          <w:szCs w:val="20"/>
+        </w:rPr>
+        <w:t xml:space="preserve">Drafted from your answers.</w:t>
+      </w:r>
+    </w:p>
+    <w:p>
+      <w:pPr>
+        <w:spacing w:after="120" w:line="276"/>
+      </w:pPr>
+      <w:r>
+        <w:rPr>
+          <w:rFonts w:ascii="Calibri" w:cs="Calibri" w:eastAsia="Calibri" w:hAnsi="Calibri"/>
         </w:rPr>
         <w:t xml:space="preserve">Sunrise Supports is run by one person, who delivers all of our household tasks supports. This section sets out what we do before a disruption, during it, and after it. See section 3 Scenarios we plan for for the situations we cover.</w:t>
       </w:r>
     </w:p>
     <w:p>
       <w:pPr>
-        <w:spacing w:after="120"/>
-      </w:pPr>
-      <w:r>
-        <w:rPr>
-          <w:rFonts w:ascii="Calibri" w:cs="Calibri" w:eastAsia="Calibri" w:hAnsi="Calibri"/>
-          <w:sz w:val="22"/>
-          <w:szCs w:val="22"/>
+        <w:spacing w:after="120" w:line="276"/>
+      </w:pPr>
+      <w:r>
+        <w:rPr>
+          <w:rFonts w:ascii="Calibri" w:cs="Calibri" w:eastAsia="Calibri" w:hAnsi="Calibri"/>
         </w:rPr>
         <w:t xml:space="preserve">Before a disruption, we get ready so that supports can carry on or hand over safely.</w:t>
       </w:r>
@@ -1641,13 +1706,11 @@
           <w:ilvl w:val="0"/>
           <w:numId w:val="2"/>
         </w:numPr>
-        <w:spacing w:after="60"/>
-      </w:pPr>
-      <w:r>
-        <w:rPr>
-          <w:rFonts w:ascii="Calibri" w:cs="Calibri" w:eastAsia="Calibri" w:hAnsi="Calibri"/>
-          <w:sz w:val="22"/>
-          <w:szCs w:val="22"/>
+        <w:spacing w:after="60" w:line="276"/>
+      </w:pPr>
+      <w:r>
+        <w:rPr>
+          <w:rFonts w:ascii="Calibri" w:cs="Calibri" w:eastAsia="Calibri" w:hAnsi="Calibri"/>
         </w:rPr>
         <w:t xml:space="preserve">We keep a current list of each participant's supports, schedule and contact details in a secure place we can reach quickly.</w:t>
       </w:r>
@@ -1659,13 +1722,11 @@
           <w:ilvl w:val="0"/>
           <w:numId w:val="2"/>
         </w:numPr>
-        <w:spacing w:after="60"/>
-      </w:pPr>
-      <w:r>
-        <w:rPr>
-          <w:rFonts w:ascii="Calibri" w:cs="Calibri" w:eastAsia="Calibri" w:hAnsi="Calibri"/>
-          <w:sz w:val="22"/>
-          <w:szCs w:val="22"/>
+        <w:spacing w:after="60" w:line="276"/>
+      </w:pPr>
+      <w:r>
+        <w:rPr>
+          <w:rFonts w:ascii="Calibri" w:cs="Calibri" w:eastAsia="Calibri" w:hAnsi="Calibri"/>
         </w:rPr>
         <w:t xml:space="preserve">We keep a note for each participant of any support needs or risks that a new worker or provider would need to know.</w:t>
       </w:r>
@@ -1677,13 +1738,11 @@
           <w:ilvl w:val="0"/>
           <w:numId w:val="2"/>
         </w:numPr>
-        <w:spacing w:after="60"/>
-      </w:pPr>
-      <w:r>
-        <w:rPr>
-          <w:rFonts w:ascii="Calibri" w:cs="Calibri" w:eastAsia="Calibri" w:hAnsi="Calibri"/>
-          <w:sz w:val="22"/>
-          <w:szCs w:val="22"/>
+        <w:spacing w:after="60" w:line="276"/>
+      </w:pPr>
+      <w:r>
+        <w:rPr>
+          <w:rFonts w:ascii="Calibri" w:cs="Calibri" w:eastAsia="Calibri" w:hAnsi="Calibri"/>
         </w:rPr>
         <w:t xml:space="preserve">We agree in advance with each participant who they would like us to contact, and how, if we cannot attend.</w:t>
       </w:r>
@@ -1695,13 +1754,11 @@
           <w:ilvl w:val="0"/>
           <w:numId w:val="2"/>
         </w:numPr>
-        <w:spacing w:after="60"/>
-      </w:pPr>
-      <w:r>
-        <w:rPr>
-          <w:rFonts w:ascii="Calibri" w:cs="Calibri" w:eastAsia="Calibri" w:hAnsi="Calibri"/>
-          <w:sz w:val="22"/>
-          <w:szCs w:val="22"/>
+        <w:spacing w:after="60" w:line="276"/>
+      </w:pPr>
+      <w:r>
+        <w:rPr>
+          <w:rFonts w:ascii="Calibri" w:cs="Calibri" w:eastAsia="Calibri" w:hAnsi="Calibri"/>
         </w:rPr>
         <w:t xml:space="preserve">We name a backup provider or worker we could ask to cover, and we check each year that they are still willing and available.</w:t>
       </w:r>
@@ -1713,26 +1770,22 @@
           <w:ilvl w:val="0"/>
           <w:numId w:val="2"/>
         </w:numPr>
-        <w:spacing w:after="60"/>
-      </w:pPr>
-      <w:r>
-        <w:rPr>
-          <w:rFonts w:ascii="Calibri" w:cs="Calibri" w:eastAsia="Calibri" w:hAnsi="Calibri"/>
-          <w:sz w:val="22"/>
-          <w:szCs w:val="22"/>
+        <w:spacing w:after="60" w:line="276"/>
+      </w:pPr>
+      <w:r>
+        <w:rPr>
+          <w:rFonts w:ascii="Calibri" w:cs="Calibri" w:eastAsia="Calibri" w:hAnsi="Calibri"/>
         </w:rPr>
         <w:t xml:space="preserve">We tell participants at the start of their supports how we handle absences and closure, and where to find this plan.</w:t>
       </w:r>
     </w:p>
     <w:p>
       <w:pPr>
-        <w:spacing w:after="120"/>
-      </w:pPr>
-      <w:r>
-        <w:rPr>
-          <w:rFonts w:ascii="Calibri" w:cs="Calibri" w:eastAsia="Calibri" w:hAnsi="Calibri"/>
-          <w:sz w:val="22"/>
-          <w:szCs w:val="22"/>
+        <w:spacing w:after="120" w:line="276"/>
+      </w:pPr>
+      <w:r>
+        <w:rPr>
+          <w:rFonts w:ascii="Calibri" w:cs="Calibri" w:eastAsia="Calibri" w:hAnsi="Calibri"/>
         </w:rPr>
         <w:t xml:space="preserve">During a disruption, we tell participants early and arrange cover or another way to meet their needs.</w:t>
       </w:r>
@@ -1775,8 +1828,6 @@
                 <w:rFonts w:ascii="Calibri" w:cs="Calibri" w:eastAsia="Calibri" w:hAnsi="Calibri"/>
                 <w:b/>
                 <w:bCs/>
-                <w:sz w:val="22"/>
-                <w:szCs w:val="22"/>
               </w:rPr>
               <w:t xml:space="preserve">Situation</w:t>
             </w:r>
@@ -1799,8 +1850,6 @@
                 <w:rFonts w:ascii="Calibri" w:cs="Calibri" w:eastAsia="Calibri" w:hAnsi="Calibri"/>
                 <w:b/>
                 <w:bCs/>
-                <w:sz w:val="22"/>
-                <w:szCs w:val="22"/>
               </w:rPr>
               <w:t xml:space="preserve">What we do</w:t>
             </w:r>
@@ -1823,8 +1872,6 @@
                 <w:rFonts w:ascii="Calibri" w:cs="Calibri" w:eastAsia="Calibri" w:hAnsi="Calibri"/>
                 <w:b/>
                 <w:bCs/>
-                <w:sz w:val="22"/>
-                <w:szCs w:val="22"/>
               </w:rPr>
               <w:t xml:space="preserve">When</w:t>
             </w:r>
@@ -1832,22 +1879,23 @@
         </w:tc>
       </w:tr>
       <w:tr>
-        <w:tc>
-          <w:tcPr>
-            <w:tcW w:type="dxa" w:w="3000"/>
-            <w:tcBorders>
-              <w:top w:val="single" w:color="999999" w:sz="4"/>
-              <w:left w:val="single" w:color="999999" w:sz="4"/>
-              <w:bottom w:val="single" w:color="999999" w:sz="4"/>
-              <w:right w:val="single" w:color="999999" w:sz="4"/>
-            </w:tcBorders>
-          </w:tcPr>
-          <w:p>
-            <w:r>
-              <w:rPr>
-                <w:rFonts w:ascii="Calibri" w:cs="Calibri" w:eastAsia="Calibri" w:hAnsi="Calibri"/>
-                <w:sz w:val="22"/>
-                <w:szCs w:val="22"/>
+        <w:trPr>
+          <w:cantSplit/>
+        </w:trPr>
+        <w:tc>
+          <w:tcPr>
+            <w:tcW w:type="dxa" w:w="3000"/>
+            <w:tcBorders>
+              <w:top w:val="single" w:color="999999" w:sz="4"/>
+              <w:left w:val="single" w:color="999999" w:sz="4"/>
+              <w:bottom w:val="single" w:color="999999" w:sz="4"/>
+              <w:right w:val="single" w:color="999999" w:sz="4"/>
+            </w:tcBorders>
+          </w:tcPr>
+          <w:p>
+            <w:r>
+              <w:rPr>
+                <w:rFonts w:ascii="Calibri" w:cs="Calibri" w:eastAsia="Calibri" w:hAnsi="Calibri"/>
               </w:rPr>
               <w:t xml:space="preserve">We cannot attend a visit (for example, illness)</w:t>
             </w:r>
@@ -1867,8 +1915,6 @@
             <w:r>
               <w:rPr>
                 <w:rFonts w:ascii="Calibri" w:cs="Calibri" w:eastAsia="Calibri" w:hAnsi="Calibri"/>
-                <w:sz w:val="22"/>
-                <w:szCs w:val="22"/>
               </w:rPr>
               <w:t xml:space="preserve">We contact the participant, offer to reschedule or arrange cover, and confirm the new plan with them.</w:t>
             </w:r>
@@ -1888,8 +1934,6 @@
             <w:r>
               <w:rPr>
                 <w:rFonts w:ascii="Calibri" w:cs="Calibri" w:eastAsia="Calibri" w:hAnsi="Calibri"/>
-                <w:sz w:val="22"/>
-                <w:szCs w:val="22"/>
               </w:rPr>
               <w:t xml:space="preserve">As soon as we know, and before the visit starts</w:t>
             </w:r>
@@ -1897,22 +1941,23 @@
         </w:tc>
       </w:tr>
       <w:tr>
-        <w:tc>
-          <w:tcPr>
-            <w:tcW w:type="dxa" w:w="3000"/>
-            <w:tcBorders>
-              <w:top w:val="single" w:color="999999" w:sz="4"/>
-              <w:left w:val="single" w:color="999999" w:sz="4"/>
-              <w:bottom w:val="single" w:color="999999" w:sz="4"/>
-              <w:right w:val="single" w:color="999999" w:sz="4"/>
-            </w:tcBorders>
-          </w:tcPr>
-          <w:p>
-            <w:r>
-              <w:rPr>
-                <w:rFonts w:ascii="Calibri" w:cs="Calibri" w:eastAsia="Calibri" w:hAnsi="Calibri"/>
-                <w:sz w:val="22"/>
-                <w:szCs w:val="22"/>
+        <w:trPr>
+          <w:cantSplit/>
+        </w:trPr>
+        <w:tc>
+          <w:tcPr>
+            <w:tcW w:type="dxa" w:w="3000"/>
+            <w:tcBorders>
+              <w:top w:val="single" w:color="999999" w:sz="4"/>
+              <w:left w:val="single" w:color="999999" w:sz="4"/>
+              <w:bottom w:val="single" w:color="999999" w:sz="4"/>
+              <w:right w:val="single" w:color="999999" w:sz="4"/>
+            </w:tcBorders>
+          </w:tcPr>
+          <w:p>
+            <w:r>
+              <w:rPr>
+                <w:rFonts w:ascii="Calibri" w:cs="Calibri" w:eastAsia="Calibri" w:hAnsi="Calibri"/>
               </w:rPr>
               <w:t xml:space="preserve">We are unavailable for a longer period</w:t>
             </w:r>
@@ -1932,8 +1977,6 @@
             <w:r>
               <w:rPr>
                 <w:rFonts w:ascii="Calibri" w:cs="Calibri" w:eastAsia="Calibri" w:hAnsi="Calibri"/>
-                <w:sz w:val="22"/>
-                <w:szCs w:val="22"/>
               </w:rPr>
               <w:t xml:space="preserve">We contact each participant, offer cover from our backup, and help them find another provider if they prefer.</w:t>
             </w:r>
@@ -1953,8 +1996,6 @@
             <w:r>
               <w:rPr>
                 <w:rFonts w:ascii="Calibri" w:cs="Calibri" w:eastAsia="Calibri" w:hAnsi="Calibri"/>
-                <w:sz w:val="22"/>
-                <w:szCs w:val="22"/>
               </w:rPr>
               <w:t xml:space="preserve">Within 1 business day of knowing</w:t>
             </w:r>
@@ -1962,22 +2003,23 @@
         </w:tc>
       </w:tr>
       <w:tr>
-        <w:tc>
-          <w:tcPr>
-            <w:tcW w:type="dxa" w:w="3000"/>
-            <w:tcBorders>
-              <w:top w:val="single" w:color="999999" w:sz="4"/>
-              <w:left w:val="single" w:color="999999" w:sz="4"/>
-              <w:bottom w:val="single" w:color="999999" w:sz="4"/>
-              <w:right w:val="single" w:color="999999" w:sz="4"/>
-            </w:tcBorders>
-          </w:tcPr>
-          <w:p>
-            <w:r>
-              <w:rPr>
-                <w:rFonts w:ascii="Calibri" w:cs="Calibri" w:eastAsia="Calibri" w:hAnsi="Calibri"/>
-                <w:sz w:val="22"/>
-                <w:szCs w:val="22"/>
+        <w:trPr>
+          <w:cantSplit/>
+        </w:trPr>
+        <w:tc>
+          <w:tcPr>
+            <w:tcW w:type="dxa" w:w="3000"/>
+            <w:tcBorders>
+              <w:top w:val="single" w:color="999999" w:sz="4"/>
+              <w:left w:val="single" w:color="999999" w:sz="4"/>
+              <w:bottom w:val="single" w:color="999999" w:sz="4"/>
+              <w:right w:val="single" w:color="999999" w:sz="4"/>
+            </w:tcBorders>
+          </w:tcPr>
+          <w:p>
+            <w:r>
+              <w:rPr>
+                <w:rFonts w:ascii="Calibri" w:cs="Calibri" w:eastAsia="Calibri" w:hAnsi="Calibri"/>
               </w:rPr>
               <w:t xml:space="preserve">The business changes hands or closes</w:t>
             </w:r>
@@ -1997,8 +2039,6 @@
             <w:r>
               <w:rPr>
                 <w:rFonts w:ascii="Calibri" w:cs="Calibri" w:eastAsia="Calibri" w:hAnsi="Calibri"/>
-                <w:sz w:val="22"/>
-                <w:szCs w:val="22"/>
               </w:rPr>
               <w:t xml:space="preserve">We give each participant written notice, agree a final support date, and help them move to a new provider.</w:t>
             </w:r>
@@ -2018,8 +2058,6 @@
             <w:r>
               <w:rPr>
                 <w:rFonts w:ascii="Calibri" w:cs="Calibri" w:eastAsia="Calibri" w:hAnsi="Calibri"/>
-                <w:sz w:val="22"/>
-                <w:szCs w:val="22"/>
               </w:rPr>
               <w:t xml:space="preserve">As early as we can, and before supports stop</w:t>
             </w:r>
@@ -2029,26 +2067,22 @@
     </w:tbl>
     <w:p>
       <w:pPr>
-        <w:spacing w:after="120"/>
-      </w:pPr>
-      <w:r>
-        <w:rPr>
-          <w:rFonts w:ascii="Calibri" w:cs="Calibri" w:eastAsia="Calibri" w:hAnsi="Calibri"/>
-          <w:sz w:val="22"/>
-          <w:szCs w:val="22"/>
+        <w:spacing w:after="120" w:line="276"/>
+      </w:pPr>
+      <w:r>
+        <w:rPr>
+          <w:rFonts w:ascii="Calibri" w:cs="Calibri" w:eastAsia="Calibri" w:hAnsi="Calibri"/>
         </w:rPr>
         <w:t xml:space="preserve"/>
       </w:r>
     </w:p>
     <w:p>
       <w:pPr>
-        <w:spacing w:after="120"/>
-      </w:pPr>
-      <w:r>
-        <w:rPr>
-          <w:rFonts w:ascii="Calibri" w:cs="Calibri" w:eastAsia="Calibri" w:hAnsi="Calibri"/>
-          <w:sz w:val="22"/>
-          <w:szCs w:val="22"/>
+        <w:spacing w:after="120" w:line="276"/>
+      </w:pPr>
+      <w:r>
+        <w:rPr>
+          <w:rFonts w:ascii="Calibri" w:cs="Calibri" w:eastAsia="Calibri" w:hAnsi="Calibri"/>
         </w:rPr>
         <w:t xml:space="preserve">After a disruption, we check that every participant is settled and we learn from what happened.</w:t>
       </w:r>
@@ -2060,13 +2094,11 @@
           <w:ilvl w:val="0"/>
           <w:numId w:val="2"/>
         </w:numPr>
-        <w:spacing w:after="60"/>
-      </w:pPr>
-      <w:r>
-        <w:rPr>
-          <w:rFonts w:ascii="Calibri" w:cs="Calibri" w:eastAsia="Calibri" w:hAnsi="Calibri"/>
-          <w:sz w:val="22"/>
-          <w:szCs w:val="22"/>
+        <w:spacing w:after="60" w:line="276"/>
+      </w:pPr>
+      <w:r>
+        <w:rPr>
+          <w:rFonts w:ascii="Calibri" w:cs="Calibri" w:eastAsia="Calibri" w:hAnsi="Calibri"/>
         </w:rPr>
         <w:t xml:space="preserve">We contact each affected participant to confirm their supports are back on track or have moved to a new provider.</w:t>
       </w:r>
@@ -2078,13 +2110,11 @@
           <w:ilvl w:val="0"/>
           <w:numId w:val="2"/>
         </w:numPr>
-        <w:spacing w:after="60"/>
-      </w:pPr>
-      <w:r>
-        <w:rPr>
-          <w:rFonts w:ascii="Calibri" w:cs="Calibri" w:eastAsia="Calibri" w:hAnsi="Calibri"/>
-          <w:sz w:val="22"/>
-          <w:szCs w:val="22"/>
+        <w:spacing w:after="60" w:line="276"/>
+      </w:pPr>
+      <w:r>
+        <w:rPr>
+          <w:rFonts w:ascii="Calibri" w:cs="Calibri" w:eastAsia="Calibri" w:hAnsi="Calibri"/>
         </w:rPr>
         <w:t xml:space="preserve">We update our schedule and records, and note any missed or changed supports.</w:t>
       </w:r>
@@ -2096,13 +2126,11 @@
           <w:ilvl w:val="0"/>
           <w:numId w:val="2"/>
         </w:numPr>
-        <w:spacing w:after="60"/>
-      </w:pPr>
-      <w:r>
-        <w:rPr>
-          <w:rFonts w:ascii="Calibri" w:cs="Calibri" w:eastAsia="Calibri" w:hAnsi="Calibri"/>
-          <w:sz w:val="22"/>
-          <w:szCs w:val="22"/>
+        <w:spacing w:after="60" w:line="276"/>
+      </w:pPr>
+      <w:r>
+        <w:rPr>
+          <w:rFonts w:ascii="Calibri" w:cs="Calibri" w:eastAsia="Calibri" w:hAnsi="Calibri"/>
         </w:rPr>
         <w:t xml:space="preserve">We record what went well and what did not, and fix any gaps in this plan.</w:t>
       </w:r>
@@ -2114,39 +2142,33 @@
           <w:ilvl w:val="0"/>
           <w:numId w:val="2"/>
         </w:numPr>
-        <w:spacing w:after="60"/>
-      </w:pPr>
-      <w:r>
-        <w:rPr>
-          <w:rFonts w:ascii="Calibri" w:cs="Calibri" w:eastAsia="Calibri" w:hAnsi="Calibri"/>
-          <w:sz w:val="22"/>
-          <w:szCs w:val="22"/>
+        <w:spacing w:after="60" w:line="276"/>
+      </w:pPr>
+      <w:r>
+        <w:rPr>
+          <w:rFonts w:ascii="Calibri" w:cs="Calibri" w:eastAsia="Calibri" w:hAnsi="Calibri"/>
         </w:rPr>
         <w:t xml:space="preserve">If a participant is unhappy with how we handled the disruption, we treat it as feedback and follow our complaints process.</w:t>
       </w:r>
     </w:p>
     <w:p>
       <w:pPr>
-        <w:spacing w:after="120"/>
-      </w:pPr>
-      <w:r>
-        <w:rPr>
-          <w:rFonts w:ascii="Calibri" w:cs="Calibri" w:eastAsia="Calibri" w:hAnsi="Calibri"/>
-          <w:sz w:val="22"/>
-          <w:szCs w:val="22"/>
+        <w:spacing w:after="120" w:line="276"/>
+      </w:pPr>
+      <w:r>
+        <w:rPr>
+          <w:rFonts w:ascii="Calibri" w:cs="Calibri" w:eastAsia="Calibri" w:hAnsi="Calibri"/>
         </w:rPr>
         <w:t xml:space="preserve">As a sole trader, we are the only person who makes these decisions. See section 5 Responsibilities for roles, and section 6 Cover for the provider's own absence for what happens if we cannot act ourselves.</w:t>
       </w:r>
     </w:p>
     <w:p>
       <w:pPr>
-        <w:spacing w:after="120"/>
-      </w:pPr>
-      <w:r>
-        <w:rPr>
-          <w:rFonts w:ascii="Calibri" w:cs="Calibri" w:eastAsia="Calibri" w:hAnsi="Calibri"/>
-          <w:sz w:val="22"/>
-          <w:szCs w:val="22"/>
+        <w:spacing w:after="120" w:line="276"/>
+      </w:pPr>
+      <w:r>
+        <w:rPr>
+          <w:rFonts w:ascii="Calibri" w:cs="Calibri" w:eastAsia="Calibri" w:hAnsi="Calibri"/>
         </w:rPr>
         <w:t xml:space="preserve">We keep communication simple. We use the contact method each participant has told us they prefer, such as phone call or text message. We speak plainly, say what we will do and by when, and follow up in writing if the participant wants that. We do not share a participant's information with anyone they have not agreed to.</w:t>
       </w:r>
@@ -2184,8 +2206,6 @@
                 <w:rFonts w:ascii="Calibri" w:cs="Calibri" w:eastAsia="Calibri" w:hAnsi="Calibri"/>
                 <w:i/>
                 <w:iCs/>
-                <w:sz w:val="22"/>
-                <w:szCs w:val="22"/>
               </w:rPr>
               <w:t xml:space="preserve">[Provider to complete: name and contact details of the backup provider or worker who can cover supports in New South Wales.]</w:t>
             </w:r>
@@ -2195,13 +2215,11 @@
     </w:tbl>
     <w:p>
       <w:pPr>
-        <w:spacing w:after="120"/>
-      </w:pPr>
-      <w:r>
-        <w:rPr>
-          <w:rFonts w:ascii="Calibri" w:cs="Calibri" w:eastAsia="Calibri" w:hAnsi="Calibri"/>
-          <w:sz w:val="22"/>
-          <w:szCs w:val="22"/>
+        <w:spacing w:after="120" w:line="276"/>
+      </w:pPr>
+      <w:r>
+        <w:rPr>
+          <w:rFonts w:ascii="Calibri" w:cs="Calibri" w:eastAsia="Calibri" w:hAnsi="Calibri"/>
         </w:rPr>
         <w:t xml:space="preserve"/>
       </w:r>
@@ -2222,13 +2240,27 @@
     </w:p>
     <w:p>
       <w:pPr>
-        <w:spacing w:after="120"/>
-      </w:pPr>
-      <w:r>
-        <w:rPr>
-          <w:rFonts w:ascii="Calibri" w:cs="Calibri" w:eastAsia="Calibri" w:hAnsi="Calibri"/>
-          <w:sz w:val="22"/>
-          <w:szCs w:val="22"/>
+        <w:spacing w:after="80"/>
+      </w:pPr>
+      <w:r>
+        <w:rPr>
+          <w:rFonts w:ascii="Calibri" w:cs="Calibri" w:eastAsia="Calibri" w:hAnsi="Calibri"/>
+          <w:i/>
+          <w:iCs/>
+          <w:color w:val="555555"/>
+          <w:sz w:val="20"/>
+          <w:szCs w:val="20"/>
+        </w:rPr>
+        <w:t xml:space="preserve">Drafted from your answers.</w:t>
+      </w:r>
+    </w:p>
+    <w:p>
+      <w:pPr>
+        <w:spacing w:after="120" w:line="276"/>
+      </w:pPr>
+      <w:r>
+        <w:rPr>
+          <w:rFonts w:ascii="Calibri" w:cs="Calibri" w:eastAsia="Calibri" w:hAnsi="Calibri"/>
         </w:rPr>
         <w:t xml:space="preserve">Sunrise Supports is run by one person, who is the owner and the only worker. This table sets out who does what to keep supports going. We read it together with section 3 Scenarios we plan for and section 4 What we will do.</w:t>
       </w:r>
@@ -2271,8 +2303,6 @@
                 <w:rFonts w:ascii="Calibri" w:cs="Calibri" w:eastAsia="Calibri" w:hAnsi="Calibri"/>
                 <w:b/>
                 <w:bCs/>
-                <w:sz w:val="22"/>
-                <w:szCs w:val="22"/>
               </w:rPr>
               <w:t xml:space="preserve">Role</w:t>
             </w:r>
@@ -2295,8 +2325,6 @@
                 <w:rFonts w:ascii="Calibri" w:cs="Calibri" w:eastAsia="Calibri" w:hAnsi="Calibri"/>
                 <w:b/>
                 <w:bCs/>
-                <w:sz w:val="22"/>
-                <w:szCs w:val="22"/>
               </w:rPr>
               <w:t xml:space="preserve">Does what</w:t>
             </w:r>
@@ -2319,8 +2347,6 @@
                 <w:rFonts w:ascii="Calibri" w:cs="Calibri" w:eastAsia="Calibri" w:hAnsi="Calibri"/>
                 <w:b/>
                 <w:bCs/>
-                <w:sz w:val="22"/>
-                <w:szCs w:val="22"/>
               </w:rPr>
               <w:t xml:space="preserve">When</w:t>
             </w:r>
@@ -2328,22 +2354,23 @@
         </w:tc>
       </w:tr>
       <w:tr>
-        <w:tc>
-          <w:tcPr>
-            <w:tcW w:type="dxa" w:w="3000"/>
-            <w:tcBorders>
-              <w:top w:val="single" w:color="999999" w:sz="4"/>
-              <w:left w:val="single" w:color="999999" w:sz="4"/>
-              <w:bottom w:val="single" w:color="999999" w:sz="4"/>
-              <w:right w:val="single" w:color="999999" w:sz="4"/>
-            </w:tcBorders>
-          </w:tcPr>
-          <w:p>
-            <w:r>
-              <w:rPr>
-                <w:rFonts w:ascii="Calibri" w:cs="Calibri" w:eastAsia="Calibri" w:hAnsi="Calibri"/>
-                <w:sz w:val="22"/>
-                <w:szCs w:val="22"/>
+        <w:trPr>
+          <w:cantSplit/>
+        </w:trPr>
+        <w:tc>
+          <w:tcPr>
+            <w:tcW w:type="dxa" w:w="3000"/>
+            <w:tcBorders>
+              <w:top w:val="single" w:color="999999" w:sz="4"/>
+              <w:left w:val="single" w:color="999999" w:sz="4"/>
+              <w:bottom w:val="single" w:color="999999" w:sz="4"/>
+              <w:right w:val="single" w:color="999999" w:sz="4"/>
+            </w:tcBorders>
+          </w:tcPr>
+          <w:p>
+            <w:r>
+              <w:rPr>
+                <w:rFonts w:ascii="Calibri" w:cs="Calibri" w:eastAsia="Calibri" w:hAnsi="Calibri"/>
               </w:rPr>
               <w:t xml:space="preserve">Owner and worker (sole trader)</w:t>
             </w:r>
@@ -2363,8 +2390,6 @@
             <w:r>
               <w:rPr>
                 <w:rFonts w:ascii="Calibri" w:cs="Calibri" w:eastAsia="Calibri" w:hAnsi="Calibri"/>
-                <w:sz w:val="22"/>
-                <w:szCs w:val="22"/>
               </w:rPr>
               <w:t xml:space="preserve">Delivers household task supports to participants. Keeps this plan current. Tells participants about any change to their supports.</w:t>
             </w:r>
@@ -2384,8 +2409,6 @@
             <w:r>
               <w:rPr>
                 <w:rFonts w:ascii="Calibri" w:cs="Calibri" w:eastAsia="Calibri" w:hAnsi="Calibri"/>
-                <w:sz w:val="22"/>
-                <w:szCs w:val="22"/>
               </w:rPr>
               <w:t xml:space="preserve">Ongoing. Participants are told as soon as we know a change is needed.</w:t>
             </w:r>
@@ -2393,22 +2416,23 @@
         </w:tc>
       </w:tr>
       <w:tr>
-        <w:tc>
-          <w:tcPr>
-            <w:tcW w:type="dxa" w:w="3000"/>
-            <w:tcBorders>
-              <w:top w:val="single" w:color="999999" w:sz="4"/>
-              <w:left w:val="single" w:color="999999" w:sz="4"/>
-              <w:bottom w:val="single" w:color="999999" w:sz="4"/>
-              <w:right w:val="single" w:color="999999" w:sz="4"/>
-            </w:tcBorders>
-          </w:tcPr>
-          <w:p>
-            <w:r>
-              <w:rPr>
-                <w:rFonts w:ascii="Calibri" w:cs="Calibri" w:eastAsia="Calibri" w:hAnsi="Calibri"/>
-                <w:sz w:val="22"/>
-                <w:szCs w:val="22"/>
+        <w:trPr>
+          <w:cantSplit/>
+        </w:trPr>
+        <w:tc>
+          <w:tcPr>
+            <w:tcW w:type="dxa" w:w="3000"/>
+            <w:tcBorders>
+              <w:top w:val="single" w:color="999999" w:sz="4"/>
+              <w:left w:val="single" w:color="999999" w:sz="4"/>
+              <w:bottom w:val="single" w:color="999999" w:sz="4"/>
+              <w:right w:val="single" w:color="999999" w:sz="4"/>
+            </w:tcBorders>
+          </w:tcPr>
+          <w:p>
+            <w:r>
+              <w:rPr>
+                <w:rFonts w:ascii="Calibri" w:cs="Calibri" w:eastAsia="Calibri" w:hAnsi="Calibri"/>
               </w:rPr>
               <w:t xml:space="preserve">Owner and worker (sole trader)</w:t>
             </w:r>
@@ -2428,8 +2452,6 @@
             <w:r>
               <w:rPr>
                 <w:rFonts w:ascii="Calibri" w:cs="Calibri" w:eastAsia="Calibri" w:hAnsi="Calibri"/>
-                <w:sz w:val="22"/>
-                <w:szCs w:val="22"/>
               </w:rPr>
               <w:t xml:space="preserve">Keeps participant contact details and support schedules up to date in our records, so cover can be arranged quickly.</w:t>
             </w:r>
@@ -2449,8 +2471,6 @@
             <w:r>
               <w:rPr>
                 <w:rFonts w:ascii="Calibri" w:cs="Calibri" w:eastAsia="Calibri" w:hAnsi="Calibri"/>
-                <w:sz w:val="22"/>
-                <w:szCs w:val="22"/>
               </w:rPr>
               <w:t xml:space="preserve">Updated whenever a participant or schedule changes.</w:t>
             </w:r>
@@ -2458,22 +2478,23 @@
         </w:tc>
       </w:tr>
       <w:tr>
-        <w:tc>
-          <w:tcPr>
-            <w:tcW w:type="dxa" w:w="3000"/>
-            <w:tcBorders>
-              <w:top w:val="single" w:color="999999" w:sz="4"/>
-              <w:left w:val="single" w:color="999999" w:sz="4"/>
-              <w:bottom w:val="single" w:color="999999" w:sz="4"/>
-              <w:right w:val="single" w:color="999999" w:sz="4"/>
-            </w:tcBorders>
-          </w:tcPr>
-          <w:p>
-            <w:r>
-              <w:rPr>
-                <w:rFonts w:ascii="Calibri" w:cs="Calibri" w:eastAsia="Calibri" w:hAnsi="Calibri"/>
-                <w:sz w:val="22"/>
-                <w:szCs w:val="22"/>
+        <w:trPr>
+          <w:cantSplit/>
+        </w:trPr>
+        <w:tc>
+          <w:tcPr>
+            <w:tcW w:type="dxa" w:w="3000"/>
+            <w:tcBorders>
+              <w:top w:val="single" w:color="999999" w:sz="4"/>
+              <w:left w:val="single" w:color="999999" w:sz="4"/>
+              <w:bottom w:val="single" w:color="999999" w:sz="4"/>
+              <w:right w:val="single" w:color="999999" w:sz="4"/>
+            </w:tcBorders>
+          </w:tcPr>
+          <w:p>
+            <w:r>
+              <w:rPr>
+                <w:rFonts w:ascii="Calibri" w:cs="Calibri" w:eastAsia="Calibri" w:hAnsi="Calibri"/>
               </w:rPr>
               <w:t xml:space="preserve">Nominated cover person (named in section 6 Cover for the provider's own absence)</w:t>
             </w:r>
@@ -2493,8 +2514,6 @@
             <w:r>
               <w:rPr>
                 <w:rFonts w:ascii="Calibri" w:cs="Calibri" w:eastAsia="Calibri" w:hAnsi="Calibri"/>
-                <w:sz w:val="22"/>
-                <w:szCs w:val="22"/>
               </w:rPr>
               <w:t xml:space="preserve">Contacts affected participants, uses the schedule to cover or reschedule supports, and tells participants what is happening.</w:t>
             </w:r>
@@ -2514,8 +2533,6 @@
             <w:r>
               <w:rPr>
                 <w:rFonts w:ascii="Calibri" w:cs="Calibri" w:eastAsia="Calibri" w:hAnsi="Calibri"/>
-                <w:sz w:val="22"/>
-                <w:szCs w:val="22"/>
               </w:rPr>
               <w:t xml:space="preserve">When the owner is unavailable, as set out in section 6 Cover for the provider's own absence.</w:t>
             </w:r>
@@ -2523,22 +2540,23 @@
         </w:tc>
       </w:tr>
       <w:tr>
-        <w:tc>
-          <w:tcPr>
-            <w:tcW w:type="dxa" w:w="3000"/>
-            <w:tcBorders>
-              <w:top w:val="single" w:color="999999" w:sz="4"/>
-              <w:left w:val="single" w:color="999999" w:sz="4"/>
-              <w:bottom w:val="single" w:color="999999" w:sz="4"/>
-              <w:right w:val="single" w:color="999999" w:sz="4"/>
-            </w:tcBorders>
-          </w:tcPr>
-          <w:p>
-            <w:r>
-              <w:rPr>
-                <w:rFonts w:ascii="Calibri" w:cs="Calibri" w:eastAsia="Calibri" w:hAnsi="Calibri"/>
-                <w:sz w:val="22"/>
-                <w:szCs w:val="22"/>
+        <w:trPr>
+          <w:cantSplit/>
+        </w:trPr>
+        <w:tc>
+          <w:tcPr>
+            <w:tcW w:type="dxa" w:w="3000"/>
+            <w:tcBorders>
+              <w:top w:val="single" w:color="999999" w:sz="4"/>
+              <w:left w:val="single" w:color="999999" w:sz="4"/>
+              <w:bottom w:val="single" w:color="999999" w:sz="4"/>
+              <w:right w:val="single" w:color="999999" w:sz="4"/>
+            </w:tcBorders>
+          </w:tcPr>
+          <w:p>
+            <w:r>
+              <w:rPr>
+                <w:rFonts w:ascii="Calibri" w:cs="Calibri" w:eastAsia="Calibri" w:hAnsi="Calibri"/>
               </w:rPr>
               <w:t xml:space="preserve">Owner and worker (sole trader)</w:t>
             </w:r>
@@ -2558,8 +2576,6 @@
             <w:r>
               <w:rPr>
                 <w:rFonts w:ascii="Calibri" w:cs="Calibri" w:eastAsia="Calibri" w:hAnsi="Calibri"/>
-                <w:sz w:val="22"/>
-                <w:szCs w:val="22"/>
               </w:rPr>
               <w:t xml:space="preserve">Reviews this plan every 12 months and reviews the registers listed in section 8 Related documents and registers every 3 months.</w:t>
             </w:r>
@@ -2579,8 +2595,6 @@
             <w:r>
               <w:rPr>
                 <w:rFonts w:ascii="Calibri" w:cs="Calibri" w:eastAsia="Calibri" w:hAnsi="Calibri"/>
-                <w:sz w:val="22"/>
-                <w:szCs w:val="22"/>
               </w:rPr>
               <w:t xml:space="preserve">Every 12 months for this plan. Every 3 months for registers.</w:t>
             </w:r>
@@ -2588,22 +2602,23 @@
         </w:tc>
       </w:tr>
       <w:tr>
-        <w:tc>
-          <w:tcPr>
-            <w:tcW w:type="dxa" w:w="3000"/>
-            <w:tcBorders>
-              <w:top w:val="single" w:color="999999" w:sz="4"/>
-              <w:left w:val="single" w:color="999999" w:sz="4"/>
-              <w:bottom w:val="single" w:color="999999" w:sz="4"/>
-              <w:right w:val="single" w:color="999999" w:sz="4"/>
-            </w:tcBorders>
-          </w:tcPr>
-          <w:p>
-            <w:r>
-              <w:rPr>
-                <w:rFonts w:ascii="Calibri" w:cs="Calibri" w:eastAsia="Calibri" w:hAnsi="Calibri"/>
-                <w:sz w:val="22"/>
-                <w:szCs w:val="22"/>
+        <w:trPr>
+          <w:cantSplit/>
+        </w:trPr>
+        <w:tc>
+          <w:tcPr>
+            <w:tcW w:type="dxa" w:w="3000"/>
+            <w:tcBorders>
+              <w:top w:val="single" w:color="999999" w:sz="4"/>
+              <w:left w:val="single" w:color="999999" w:sz="4"/>
+              <w:bottom w:val="single" w:color="999999" w:sz="4"/>
+              <w:right w:val="single" w:color="999999" w:sz="4"/>
+            </w:tcBorders>
+          </w:tcPr>
+          <w:p>
+            <w:r>
+              <w:rPr>
+                <w:rFonts w:ascii="Calibri" w:cs="Calibri" w:eastAsia="Calibri" w:hAnsi="Calibri"/>
               </w:rPr>
               <w:t xml:space="preserve">Owner and worker (sole trader)</w:t>
             </w:r>
@@ -2623,8 +2638,6 @@
             <w:r>
               <w:rPr>
                 <w:rFonts w:ascii="Calibri" w:cs="Calibri" w:eastAsia="Calibri" w:hAnsi="Calibri"/>
-                <w:sz w:val="22"/>
-                <w:szCs w:val="22"/>
               </w:rPr>
               <w:t xml:space="preserve">Tells participants, and any person or body they use to manage their funding, if the business changes hands or closes. Helps them find other providers.</w:t>
             </w:r>
@@ -2644,8 +2657,6 @@
             <w:r>
               <w:rPr>
                 <w:rFonts w:ascii="Calibri" w:cs="Calibri" w:eastAsia="Calibri" w:hAnsi="Calibri"/>
-                <w:sz w:val="22"/>
-                <w:szCs w:val="22"/>
               </w:rPr>
               <w:t xml:space="preserve">Before the change takes effect, where possible.</w:t>
             </w:r>
@@ -2655,26 +2666,22 @@
     </w:tbl>
     <w:p>
       <w:pPr>
-        <w:spacing w:after="120"/>
-      </w:pPr>
-      <w:r>
-        <w:rPr>
-          <w:rFonts w:ascii="Calibri" w:cs="Calibri" w:eastAsia="Calibri" w:hAnsi="Calibri"/>
-          <w:sz w:val="22"/>
-          <w:szCs w:val="22"/>
+        <w:spacing w:after="120" w:line="276"/>
+      </w:pPr>
+      <w:r>
+        <w:rPr>
+          <w:rFonts w:ascii="Calibri" w:cs="Calibri" w:eastAsia="Calibri" w:hAnsi="Calibri"/>
         </w:rPr>
         <w:t xml:space="preserve"/>
       </w:r>
     </w:p>
     <w:p>
       <w:pPr>
-        <w:spacing w:after="120"/>
-      </w:pPr>
-      <w:r>
-        <w:rPr>
-          <w:rFonts w:ascii="Calibri" w:cs="Calibri" w:eastAsia="Calibri" w:hAnsi="Calibri"/>
-          <w:sz w:val="22"/>
-          <w:szCs w:val="22"/>
+        <w:spacing w:after="120" w:line="276"/>
+      </w:pPr>
+      <w:r>
+        <w:rPr>
+          <w:rFonts w:ascii="Calibri" w:cs="Calibri" w:eastAsia="Calibri" w:hAnsi="Calibri"/>
         </w:rPr>
         <w:t xml:space="preserve">Where a fact is missing, we say so rather than guess. We do not hold a cover person's details in this section.</w:t>
       </w:r>
@@ -2712,8 +2719,6 @@
                 <w:rFonts w:ascii="Calibri" w:cs="Calibri" w:eastAsia="Calibri" w:hAnsi="Calibri"/>
                 <w:i/>
                 <w:iCs/>
-                <w:sz w:val="22"/>
-                <w:szCs w:val="22"/>
               </w:rPr>
               <w:t xml:space="preserve">[Provider to complete: name and contact details of the nominated cover person, and confirm they have agreed to this role.]</w:t>
             </w:r>
@@ -2723,13 +2728,11 @@
     </w:tbl>
     <w:p>
       <w:pPr>
-        <w:spacing w:after="120"/>
-      </w:pPr>
-      <w:r>
-        <w:rPr>
-          <w:rFonts w:ascii="Calibri" w:cs="Calibri" w:eastAsia="Calibri" w:hAnsi="Calibri"/>
-          <w:sz w:val="22"/>
-          <w:szCs w:val="22"/>
+        <w:spacing w:after="120" w:line="276"/>
+      </w:pPr>
+      <w:r>
+        <w:rPr>
+          <w:rFonts w:ascii="Calibri" w:cs="Calibri" w:eastAsia="Calibri" w:hAnsi="Calibri"/>
         </w:rPr>
         <w:t xml:space="preserve"/>
       </w:r>
@@ -2750,26 +2753,38 @@
     </w:p>
     <w:p>
       <w:pPr>
-        <w:spacing w:after="120"/>
-      </w:pPr>
-      <w:r>
-        <w:rPr>
-          <w:rFonts w:ascii="Calibri" w:cs="Calibri" w:eastAsia="Calibri" w:hAnsi="Calibri"/>
-          <w:sz w:val="22"/>
-          <w:szCs w:val="22"/>
+        <w:spacing w:after="80"/>
+      </w:pPr>
+      <w:r>
+        <w:rPr>
+          <w:rFonts w:ascii="Calibri" w:cs="Calibri" w:eastAsia="Calibri" w:hAnsi="Calibri"/>
+          <w:i/>
+          <w:iCs/>
+          <w:color w:val="555555"/>
+          <w:sz w:val="20"/>
+          <w:szCs w:val="20"/>
+        </w:rPr>
+        <w:t xml:space="preserve">Drafted from your answers.</w:t>
+      </w:r>
+    </w:p>
+    <w:p>
+      <w:pPr>
+        <w:spacing w:after="120" w:line="276"/>
+      </w:pPr>
+      <w:r>
+        <w:rPr>
+          <w:rFonts w:ascii="Calibri" w:cs="Calibri" w:eastAsia="Calibri" w:hAnsi="Calibri"/>
         </w:rPr>
         <w:t xml:space="preserve">Sunrise Supports is run by one person. There are no other workers, so no one can step in automatically if we are ill, injured or away. We plan for this so that participants are not left without help.</w:t>
       </w:r>
     </w:p>
     <w:p>
       <w:pPr>
-        <w:spacing w:after="120"/>
-      </w:pPr>
-      <w:r>
-        <w:rPr>
-          <w:rFonts w:ascii="Calibri" w:cs="Calibri" w:eastAsia="Calibri" w:hAnsi="Calibri"/>
-          <w:sz w:val="22"/>
-          <w:szCs w:val="22"/>
+        <w:spacing w:after="120" w:line="276"/>
+      </w:pPr>
+      <w:r>
+        <w:rPr>
+          <w:rFonts w:ascii="Calibri" w:cs="Calibri" w:eastAsia="Calibri" w:hAnsi="Calibri"/>
         </w:rPr>
         <w:t xml:space="preserve">Our arrangement is a named backup provider. This is another registered NDIS provider that delivers 0120 Household tasks in New South Wales and has agreed in advance to take on our participants for a short time. We keep their contact details in our records.</w:t>
       </w:r>
@@ -2807,8 +2822,6 @@
                 <w:rFonts w:ascii="Calibri" w:cs="Calibri" w:eastAsia="Calibri" w:hAnsi="Calibri"/>
                 <w:i/>
                 <w:iCs/>
-                <w:sz w:val="22"/>
-                <w:szCs w:val="22"/>
               </w:rPr>
               <w:t xml:space="preserve">[Provider to complete: name and contact details of the backup provider, and the date the arrangement was agreed. Keep these in the file listed in section 7 Records and evidence to retain.]</w:t>
             </w:r>
@@ -2818,13 +2831,11 @@
     </w:tbl>
     <w:p>
       <w:pPr>
-        <w:spacing w:after="120"/>
-      </w:pPr>
-      <w:r>
-        <w:rPr>
-          <w:rFonts w:ascii="Calibri" w:cs="Calibri" w:eastAsia="Calibri" w:hAnsi="Calibri"/>
-          <w:sz w:val="22"/>
-          <w:szCs w:val="22"/>
+        <w:spacing w:after="120" w:line="276"/>
+      </w:pPr>
+      <w:r>
+        <w:rPr>
+          <w:rFonts w:ascii="Calibri" w:cs="Calibri" w:eastAsia="Calibri" w:hAnsi="Calibri"/>
         </w:rPr>
         <w:t xml:space="preserve"/>
       </w:r>
@@ -2836,13 +2847,11 @@
           <w:ilvl w:val="0"/>
           <w:numId w:val="3"/>
         </w:numPr>
-        <w:spacing w:after="60"/>
-      </w:pPr>
-      <w:r>
-        <w:rPr>
-          <w:rFonts w:ascii="Calibri" w:cs="Calibri" w:eastAsia="Calibri" w:hAnsi="Calibri"/>
-          <w:sz w:val="22"/>
-          <w:szCs w:val="22"/>
+        <w:spacing w:after="60" w:line="276"/>
+      </w:pPr>
+      <w:r>
+        <w:rPr>
+          <w:rFonts w:ascii="Calibri" w:cs="Calibri" w:eastAsia="Calibri" w:hAnsi="Calibri"/>
         </w:rPr>
         <w:t xml:space="preserve">We tell each participant, in plain words, who our backup provider is when they start with us.</w:t>
       </w:r>
@@ -2854,13 +2863,11 @@
           <w:ilvl w:val="0"/>
           <w:numId w:val="3"/>
         </w:numPr>
-        <w:spacing w:after="60"/>
-      </w:pPr>
-      <w:r>
-        <w:rPr>
-          <w:rFonts w:ascii="Calibri" w:cs="Calibri" w:eastAsia="Calibri" w:hAnsi="Calibri"/>
-          <w:sz w:val="22"/>
-          <w:szCs w:val="22"/>
+        <w:spacing w:after="60" w:line="276"/>
+      </w:pPr>
+      <w:r>
+        <w:rPr>
+          <w:rFonts w:ascii="Calibri" w:cs="Calibri" w:eastAsia="Calibri" w:hAnsi="Calibri"/>
         </w:rPr>
         <w:t xml:space="preserve">If we cannot work for a day or more, we contact each participant with a planned visit that day. We tell them what has happened and who will help.</w:t>
       </w:r>
@@ -2872,13 +2879,11 @@
           <w:ilvl w:val="0"/>
           <w:numId w:val="3"/>
         </w:numPr>
-        <w:spacing w:after="60"/>
-      </w:pPr>
-      <w:r>
-        <w:rPr>
-          <w:rFonts w:ascii="Calibri" w:cs="Calibri" w:eastAsia="Calibri" w:hAnsi="Calibri"/>
-          <w:sz w:val="22"/>
-          <w:szCs w:val="22"/>
+        <w:spacing w:after="60" w:line="276"/>
+      </w:pPr>
+      <w:r>
+        <w:rPr>
+          <w:rFonts w:ascii="Calibri" w:cs="Calibri" w:eastAsia="Calibri" w:hAnsi="Calibri"/>
         </w:rPr>
         <w:t xml:space="preserve">We contact the backup provider and pass on only what they need: the participant's name, the support due and the times. We share this only with the participant's agreement.</w:t>
       </w:r>
@@ -2890,13 +2895,11 @@
           <w:ilvl w:val="0"/>
           <w:numId w:val="3"/>
         </w:numPr>
-        <w:spacing w:after="60"/>
-      </w:pPr>
-      <w:r>
-        <w:rPr>
-          <w:rFonts w:ascii="Calibri" w:cs="Calibri" w:eastAsia="Calibri" w:hAnsi="Calibri"/>
-          <w:sz w:val="22"/>
-          <w:szCs w:val="22"/>
+        <w:spacing w:after="60" w:line="276"/>
+      </w:pPr>
+      <w:r>
+        <w:rPr>
+          <w:rFonts w:ascii="Calibri" w:cs="Calibri" w:eastAsia="Calibri" w:hAnsi="Calibri"/>
         </w:rPr>
         <w:t xml:space="preserve">If a participant has a support coordinator, plan manager or nominee, we tell them that cover has started.</w:t>
       </w:r>
@@ -2908,13 +2911,11 @@
           <w:ilvl w:val="0"/>
           <w:numId w:val="3"/>
         </w:numPr>
-        <w:spacing w:after="60"/>
-      </w:pPr>
-      <w:r>
-        <w:rPr>
-          <w:rFonts w:ascii="Calibri" w:cs="Calibri" w:eastAsia="Calibri" w:hAnsi="Calibri"/>
-          <w:sz w:val="22"/>
-          <w:szCs w:val="22"/>
+        <w:spacing w:after="60" w:line="276"/>
+      </w:pPr>
+      <w:r>
+        <w:rPr>
+          <w:rFonts w:ascii="Calibri" w:cs="Calibri" w:eastAsia="Calibri" w:hAnsi="Calibri"/>
         </w:rPr>
         <w:t xml:space="preserve">When we are able to work again, we tell participants and the backup provider, and we hand services back.</w:t>
       </w:r>
@@ -2957,8 +2958,6 @@
                 <w:rFonts w:ascii="Calibri" w:cs="Calibri" w:eastAsia="Calibri" w:hAnsi="Calibri"/>
                 <w:b/>
                 <w:bCs/>
-                <w:sz w:val="22"/>
-                <w:szCs w:val="22"/>
               </w:rPr>
               <w:t xml:space="preserve">Situation</w:t>
             </w:r>
@@ -2981,8 +2980,6 @@
                 <w:rFonts w:ascii="Calibri" w:cs="Calibri" w:eastAsia="Calibri" w:hAnsi="Calibri"/>
                 <w:b/>
                 <w:bCs/>
-                <w:sz w:val="22"/>
-                <w:szCs w:val="22"/>
               </w:rPr>
               <w:t xml:space="preserve">What we do</w:t>
             </w:r>
@@ -3005,8 +3002,6 @@
                 <w:rFonts w:ascii="Calibri" w:cs="Calibri" w:eastAsia="Calibri" w:hAnsi="Calibri"/>
                 <w:b/>
                 <w:bCs/>
-                <w:sz w:val="22"/>
-                <w:szCs w:val="22"/>
               </w:rPr>
               <w:t xml:space="preserve">When</w:t>
             </w:r>
@@ -3014,22 +3009,23 @@
         </w:tc>
       </w:tr>
       <w:tr>
-        <w:tc>
-          <w:tcPr>
-            <w:tcW w:type="dxa" w:w="3000"/>
-            <w:tcBorders>
-              <w:top w:val="single" w:color="999999" w:sz="4"/>
-              <w:left w:val="single" w:color="999999" w:sz="4"/>
-              <w:bottom w:val="single" w:color="999999" w:sz="4"/>
-              <w:right w:val="single" w:color="999999" w:sz="4"/>
-            </w:tcBorders>
-          </w:tcPr>
-          <w:p>
-            <w:r>
-              <w:rPr>
-                <w:rFonts w:ascii="Calibri" w:cs="Calibri" w:eastAsia="Calibri" w:hAnsi="Calibri"/>
-                <w:sz w:val="22"/>
-                <w:szCs w:val="22"/>
+        <w:trPr>
+          <w:cantSplit/>
+        </w:trPr>
+        <w:tc>
+          <w:tcPr>
+            <w:tcW w:type="dxa" w:w="3000"/>
+            <w:tcBorders>
+              <w:top w:val="single" w:color="999999" w:sz="4"/>
+              <w:left w:val="single" w:color="999999" w:sz="4"/>
+              <w:bottom w:val="single" w:color="999999" w:sz="4"/>
+              <w:right w:val="single" w:color="999999" w:sz="4"/>
+            </w:tcBorders>
+          </w:tcPr>
+          <w:p>
+            <w:r>
+              <w:rPr>
+                <w:rFonts w:ascii="Calibri" w:cs="Calibri" w:eastAsia="Calibri" w:hAnsi="Calibri"/>
               </w:rPr>
               <w:t xml:space="preserve">Short absence, up to 7 days</w:t>
             </w:r>
@@ -3049,8 +3045,6 @@
             <w:r>
               <w:rPr>
                 <w:rFonts w:ascii="Calibri" w:cs="Calibri" w:eastAsia="Calibri" w:hAnsi="Calibri"/>
-                <w:sz w:val="22"/>
-                <w:szCs w:val="22"/>
               </w:rPr>
               <w:t xml:space="preserve">Offer the participant the backup provider or a rescheduled visit, whichever they choose</w:t>
             </w:r>
@@ -3070,8 +3064,6 @@
             <w:r>
               <w:rPr>
                 <w:rFonts w:ascii="Calibri" w:cs="Calibri" w:eastAsia="Calibri" w:hAnsi="Calibri"/>
-                <w:sz w:val="22"/>
-                <w:szCs w:val="22"/>
               </w:rPr>
               <w:t xml:space="preserve">Before the next planned visit</w:t>
             </w:r>
@@ -3079,22 +3071,23 @@
         </w:tc>
       </w:tr>
       <w:tr>
-        <w:tc>
-          <w:tcPr>
-            <w:tcW w:type="dxa" w:w="3000"/>
-            <w:tcBorders>
-              <w:top w:val="single" w:color="999999" w:sz="4"/>
-              <w:left w:val="single" w:color="999999" w:sz="4"/>
-              <w:bottom w:val="single" w:color="999999" w:sz="4"/>
-              <w:right w:val="single" w:color="999999" w:sz="4"/>
-            </w:tcBorders>
-          </w:tcPr>
-          <w:p>
-            <w:r>
-              <w:rPr>
-                <w:rFonts w:ascii="Calibri" w:cs="Calibri" w:eastAsia="Calibri" w:hAnsi="Calibri"/>
-                <w:sz w:val="22"/>
-                <w:szCs w:val="22"/>
+        <w:trPr>
+          <w:cantSplit/>
+        </w:trPr>
+        <w:tc>
+          <w:tcPr>
+            <w:tcW w:type="dxa" w:w="3000"/>
+            <w:tcBorders>
+              <w:top w:val="single" w:color="999999" w:sz="4"/>
+              <w:left w:val="single" w:color="999999" w:sz="4"/>
+              <w:bottom w:val="single" w:color="999999" w:sz="4"/>
+              <w:right w:val="single" w:color="999999" w:sz="4"/>
+            </w:tcBorders>
+          </w:tcPr>
+          <w:p>
+            <w:r>
+              <w:rPr>
+                <w:rFonts w:ascii="Calibri" w:cs="Calibri" w:eastAsia="Calibri" w:hAnsi="Calibri"/>
               </w:rPr>
               <w:t xml:space="preserve">Longer absence, more than 7 days</w:t>
             </w:r>
@@ -3114,8 +3107,6 @@
             <w:r>
               <w:rPr>
                 <w:rFonts w:ascii="Calibri" w:cs="Calibri" w:eastAsia="Calibri" w:hAnsi="Calibri"/>
-                <w:sz w:val="22"/>
-                <w:szCs w:val="22"/>
               </w:rPr>
               <w:t xml:space="preserve">Hand over to the backup provider and help the participant choose how to continue</w:t>
             </w:r>
@@ -3135,8 +3126,6 @@
             <w:r>
               <w:rPr>
                 <w:rFonts w:ascii="Calibri" w:cs="Calibri" w:eastAsia="Calibri" w:hAnsi="Calibri"/>
-                <w:sz w:val="22"/>
-                <w:szCs w:val="22"/>
               </w:rPr>
               <w:t xml:space="preserve">Within 2 days of knowing</w:t>
             </w:r>
@@ -3144,22 +3133,23 @@
         </w:tc>
       </w:tr>
       <w:tr>
-        <w:tc>
-          <w:tcPr>
-            <w:tcW w:type="dxa" w:w="3000"/>
-            <w:tcBorders>
-              <w:top w:val="single" w:color="999999" w:sz="4"/>
-              <w:left w:val="single" w:color="999999" w:sz="4"/>
-              <w:bottom w:val="single" w:color="999999" w:sz="4"/>
-              <w:right w:val="single" w:color="999999" w:sz="4"/>
-            </w:tcBorders>
-          </w:tcPr>
-          <w:p>
-            <w:r>
-              <w:rPr>
-                <w:rFonts w:ascii="Calibri" w:cs="Calibri" w:eastAsia="Calibri" w:hAnsi="Calibri"/>
-                <w:sz w:val="22"/>
-                <w:szCs w:val="22"/>
+        <w:trPr>
+          <w:cantSplit/>
+        </w:trPr>
+        <w:tc>
+          <w:tcPr>
+            <w:tcW w:type="dxa" w:w="3000"/>
+            <w:tcBorders>
+              <w:top w:val="single" w:color="999999" w:sz="4"/>
+              <w:left w:val="single" w:color="999999" w:sz="4"/>
+              <w:bottom w:val="single" w:color="999999" w:sz="4"/>
+              <w:right w:val="single" w:color="999999" w:sz="4"/>
+            </w:tcBorders>
+          </w:tcPr>
+          <w:p>
+            <w:r>
+              <w:rPr>
+                <w:rFonts w:ascii="Calibri" w:cs="Calibri" w:eastAsia="Calibri" w:hAnsi="Calibri"/>
               </w:rPr>
               <w:t xml:space="preserve">Sudden absence, such as an emergency</w:t>
             </w:r>
@@ -3179,8 +3169,6 @@
             <w:r>
               <w:rPr>
                 <w:rFonts w:ascii="Calibri" w:cs="Calibri" w:eastAsia="Calibri" w:hAnsi="Calibri"/>
-                <w:sz w:val="22"/>
-                <w:szCs w:val="22"/>
               </w:rPr>
               <w:t xml:space="preserve">The backup provider or our emergency contact tells participants. We keep the emergency contact's details in our records</w:t>
             </w:r>
@@ -3200,8 +3188,6 @@
             <w:r>
               <w:rPr>
                 <w:rFonts w:ascii="Calibri" w:cs="Calibri" w:eastAsia="Calibri" w:hAnsi="Calibri"/>
-                <w:sz w:val="22"/>
-                <w:szCs w:val="22"/>
               </w:rPr>
               <w:t xml:space="preserve">As soon as possible, the same day</w:t>
             </w:r>
@@ -3211,26 +3197,22 @@
     </w:tbl>
     <w:p>
       <w:pPr>
-        <w:spacing w:after="120"/>
-      </w:pPr>
-      <w:r>
-        <w:rPr>
-          <w:rFonts w:ascii="Calibri" w:cs="Calibri" w:eastAsia="Calibri" w:hAnsi="Calibri"/>
-          <w:sz w:val="22"/>
-          <w:szCs w:val="22"/>
+        <w:spacing w:after="120" w:line="276"/>
+      </w:pPr>
+      <w:r>
+        <w:rPr>
+          <w:rFonts w:ascii="Calibri" w:cs="Calibri" w:eastAsia="Calibri" w:hAnsi="Calibri"/>
         </w:rPr>
         <w:t xml:space="preserve"/>
       </w:r>
     </w:p>
     <w:p>
       <w:pPr>
-        <w:spacing w:after="120"/>
-      </w:pPr>
-      <w:r>
-        <w:rPr>
-          <w:rFonts w:ascii="Calibri" w:cs="Calibri" w:eastAsia="Calibri" w:hAnsi="Calibri"/>
-          <w:sz w:val="22"/>
-          <w:szCs w:val="22"/>
+        <w:spacing w:after="120" w:line="276"/>
+      </w:pPr>
+      <w:r>
+        <w:rPr>
+          <w:rFonts w:ascii="Calibri" w:cs="Calibri" w:eastAsia="Calibri" w:hAnsi="Calibri"/>
         </w:rPr>
         <w:t xml:space="preserve">Participants can always choose a different provider. We will not stop them, and we will help them move if they ask.</w:t>
       </w:r>
@@ -3251,26 +3233,22 @@
     </w:p>
     <w:p>
       <w:pPr>
-        <w:spacing w:after="120"/>
-      </w:pPr>
-      <w:r>
-        <w:rPr>
-          <w:rFonts w:ascii="Calibri" w:cs="Calibri" w:eastAsia="Calibri" w:hAnsi="Calibri"/>
-          <w:sz w:val="22"/>
-          <w:szCs w:val="22"/>
+        <w:spacing w:after="120" w:line="276"/>
+      </w:pPr>
+      <w:r>
+        <w:rPr>
+          <w:rFonts w:ascii="Calibri" w:cs="Calibri" w:eastAsia="Calibri" w:hAnsi="Calibri"/>
         </w:rPr>
         <w:t xml:space="preserve">Verification providers are not audited against this document under the NDIS Practice Standards. We keep it because the conditions of registration require us to keep supports going.</w:t>
       </w:r>
     </w:p>
     <w:p>
       <w:pPr>
-        <w:spacing w:after="120"/>
-      </w:pPr>
-      <w:r>
-        <w:rPr>
-          <w:rFonts w:ascii="Calibri" w:cs="Calibri" w:eastAsia="Calibri" w:hAnsi="Calibri"/>
-          <w:sz w:val="22"/>
-          <w:szCs w:val="22"/>
+        <w:spacing w:after="120" w:line="276"/>
+      </w:pPr>
+      <w:r>
+        <w:rPr>
+          <w:rFonts w:ascii="Calibri" w:cs="Calibri" w:eastAsia="Calibri" w:hAnsi="Calibri"/>
         </w:rPr>
         <w:t xml:space="preserve">We keep the records this document names, with the dates they were made, so an auditor can see it in use.</w:t>
       </w:r>
@@ -3291,15 +3269,13 @@
     </w:p>
     <w:p>
       <w:pPr>
-        <w:spacing w:after="120"/>
-      </w:pPr>
-      <w:r>
-        <w:rPr>
-          <w:rFonts w:ascii="Calibri" w:cs="Calibri" w:eastAsia="Calibri" w:hAnsi="Calibri"/>
-          <w:sz w:val="22"/>
-          <w:szCs w:val="22"/>
-        </w:rPr>
-        <w:t xml:space="preserve">This document is part of the Sunrise Supports policy set prepared with Readyline on 12 October 2026.</w:t>
+        <w:spacing w:after="120" w:line="276"/>
+      </w:pPr>
+      <w:r>
+        <w:rPr>
+          <w:rFonts w:ascii="Calibri" w:cs="Calibri" w:eastAsia="Calibri" w:hAnsi="Calibri"/>
+        </w:rPr>
+        <w:t xml:space="preserve">This document is part of the Sunrise Supports policy set prepared with Readyline on 14 October 2026.</w:t>
       </w:r>
     </w:p>
     <w:p>
@@ -3318,15 +3294,13 @@
     </w:p>
     <w:p>
       <w:pPr>
-        <w:spacing w:after="120"/>
-      </w:pPr>
-      <w:r>
-        <w:rPr>
-          <w:rFonts w:ascii="Calibri" w:cs="Calibri" w:eastAsia="Calibri" w:hAnsi="Calibri"/>
-          <w:sz w:val="22"/>
-          <w:szCs w:val="22"/>
-        </w:rPr>
-        <w:t xml:space="preserve">We review this document every 12 months, after any incident or complaint that shows a gap, and when the Commission changes the rules it supports. Next review: 12 October 2027.</w:t>
+        <w:spacing w:after="120" w:line="276"/>
+      </w:pPr>
+      <w:r>
+        <w:rPr>
+          <w:rFonts w:ascii="Calibri" w:cs="Calibri" w:eastAsia="Calibri" w:hAnsi="Calibri"/>
+        </w:rPr>
+        <w:t xml:space="preserve">We review this document every 12 months, after any incident or complaint that shows a gap, and when the Commission changes the rules it supports. Next review: 14 October 2027.</w:t>
       </w:r>
     </w:p>
     <w:tbl>
@@ -3367,8 +3341,6 @@
                 <w:rFonts w:ascii="Calibri" w:cs="Calibri" w:eastAsia="Calibri" w:hAnsi="Calibri"/>
                 <w:b/>
                 <w:bCs/>
-                <w:sz w:val="22"/>
-                <w:szCs w:val="22"/>
               </w:rPr>
               <w:t xml:space="preserve">Role</w:t>
             </w:r>
@@ -3391,8 +3363,6 @@
                 <w:rFonts w:ascii="Calibri" w:cs="Calibri" w:eastAsia="Calibri" w:hAnsi="Calibri"/>
                 <w:b/>
                 <w:bCs/>
-                <w:sz w:val="22"/>
-                <w:szCs w:val="22"/>
               </w:rPr>
               <w:t xml:space="preserve">Does what</w:t>
             </w:r>
@@ -3415,8 +3385,6 @@
                 <w:rFonts w:ascii="Calibri" w:cs="Calibri" w:eastAsia="Calibri" w:hAnsi="Calibri"/>
                 <w:b/>
                 <w:bCs/>
-                <w:sz w:val="22"/>
-                <w:szCs w:val="22"/>
               </w:rPr>
               <w:t xml:space="preserve">When</w:t>
             </w:r>
@@ -3424,43 +3392,42 @@
         </w:tc>
       </w:tr>
       <w:tr>
-        <w:tc>
-          <w:tcPr>
-            <w:tcW w:type="dxa" w:w="3000"/>
-            <w:tcBorders>
-              <w:top w:val="single" w:color="999999" w:sz="4"/>
-              <w:left w:val="single" w:color="999999" w:sz="4"/>
-              <w:bottom w:val="single" w:color="999999" w:sz="4"/>
-              <w:right w:val="single" w:color="999999" w:sz="4"/>
-            </w:tcBorders>
-          </w:tcPr>
-          <w:p>
-            <w:r>
-              <w:rPr>
-                <w:rFonts w:ascii="Calibri" w:cs="Calibri" w:eastAsia="Calibri" w:hAnsi="Calibri"/>
-                <w:sz w:val="22"/>
-                <w:szCs w:val="22"/>
-              </w:rPr>
-              <w:t xml:space="preserve">[Provider to complete: owner role]</w:t>
-            </w:r>
-          </w:p>
-        </w:tc>
-        <w:tc>
-          <w:tcPr>
-            <w:tcW w:type="dxa" w:w="3000"/>
-            <w:tcBorders>
-              <w:top w:val="single" w:color="999999" w:sz="4"/>
-              <w:left w:val="single" w:color="999999" w:sz="4"/>
-              <w:bottom w:val="single" w:color="999999" w:sz="4"/>
-              <w:right w:val="single" w:color="999999" w:sz="4"/>
-            </w:tcBorders>
-          </w:tcPr>
-          <w:p>
-            <w:r>
-              <w:rPr>
-                <w:rFonts w:ascii="Calibri" w:cs="Calibri" w:eastAsia="Calibri" w:hAnsi="Calibri"/>
-                <w:sz w:val="22"/>
-                <w:szCs w:val="22"/>
+        <w:trPr>
+          <w:cantSplit/>
+        </w:trPr>
+        <w:tc>
+          <w:tcPr>
+            <w:tcW w:type="dxa" w:w="3000"/>
+            <w:tcBorders>
+              <w:top w:val="single" w:color="999999" w:sz="4"/>
+              <w:left w:val="single" w:color="999999" w:sz="4"/>
+              <w:bottom w:val="single" w:color="999999" w:sz="4"/>
+              <w:right w:val="single" w:color="999999" w:sz="4"/>
+            </w:tcBorders>
+          </w:tcPr>
+          <w:p>
+            <w:r>
+              <w:rPr>
+                <w:rFonts w:ascii="Calibri" w:cs="Calibri" w:eastAsia="Calibri" w:hAnsi="Calibri"/>
+              </w:rPr>
+              <w:t xml:space="preserve">Owner</w:t>
+            </w:r>
+          </w:p>
+        </w:tc>
+        <w:tc>
+          <w:tcPr>
+            <w:tcW w:type="dxa" w:w="3000"/>
+            <w:tcBorders>
+              <w:top w:val="single" w:color="999999" w:sz="4"/>
+              <w:left w:val="single" w:color="999999" w:sz="4"/>
+              <w:bottom w:val="single" w:color="999999" w:sz="4"/>
+              <w:right w:val="single" w:color="999999" w:sz="4"/>
+            </w:tcBorders>
+          </w:tcPr>
+          <w:p>
+            <w:r>
+              <w:rPr>
+                <w:rFonts w:ascii="Calibri" w:cs="Calibri" w:eastAsia="Calibri" w:hAnsi="Calibri"/>
               </w:rPr>
               <w:t xml:space="preserve">Reviews and approves this document</w:t>
             </w:r>
@@ -3480,8 +3447,6 @@
             <w:r>
               <w:rPr>
                 <w:rFonts w:ascii="Calibri" w:cs="Calibri" w:eastAsia="Calibri" w:hAnsi="Calibri"/>
-                <w:sz w:val="22"/>
-                <w:szCs w:val="22"/>
               </w:rPr>
               <w:t xml:space="preserve">Every 12 months</w:t>
             </w:r>
@@ -3489,22 +3454,23 @@
         </w:tc>
       </w:tr>
       <w:tr>
-        <w:tc>
-          <w:tcPr>
-            <w:tcW w:type="dxa" w:w="3000"/>
-            <w:tcBorders>
-              <w:top w:val="single" w:color="999999" w:sz="4"/>
-              <w:left w:val="single" w:color="999999" w:sz="4"/>
-              <w:bottom w:val="single" w:color="999999" w:sz="4"/>
-              <w:right w:val="single" w:color="999999" w:sz="4"/>
-            </w:tcBorders>
-          </w:tcPr>
-          <w:p>
-            <w:r>
-              <w:rPr>
-                <w:rFonts w:ascii="Calibri" w:cs="Calibri" w:eastAsia="Calibri" w:hAnsi="Calibri"/>
-                <w:sz w:val="22"/>
-                <w:szCs w:val="22"/>
+        <w:trPr>
+          <w:cantSplit/>
+        </w:trPr>
+        <w:tc>
+          <w:tcPr>
+            <w:tcW w:type="dxa" w:w="3000"/>
+            <w:tcBorders>
+              <w:top w:val="single" w:color="999999" w:sz="4"/>
+              <w:left w:val="single" w:color="999999" w:sz="4"/>
+              <w:bottom w:val="single" w:color="999999" w:sz="4"/>
+              <w:right w:val="single" w:color="999999" w:sz="4"/>
+            </w:tcBorders>
+          </w:tcPr>
+          <w:p>
+            <w:r>
+              <w:rPr>
+                <w:rFonts w:ascii="Calibri" w:cs="Calibri" w:eastAsia="Calibri" w:hAnsi="Calibri"/>
               </w:rPr>
               <w:t xml:space="preserve">All workers</w:t>
             </w:r>
@@ -3524,8 +3490,6 @@
             <w:r>
               <w:rPr>
                 <w:rFonts w:ascii="Calibri" w:cs="Calibri" w:eastAsia="Calibri" w:hAnsi="Calibri"/>
-                <w:sz w:val="22"/>
-                <w:szCs w:val="22"/>
               </w:rPr>
               <w:t xml:space="preserve">Read the current version and follow it</w:t>
             </w:r>
@@ -3545,8 +3509,6 @@
             <w:r>
               <w:rPr>
                 <w:rFonts w:ascii="Calibri" w:cs="Calibri" w:eastAsia="Calibri" w:hAnsi="Calibri"/>
-                <w:sz w:val="22"/>
-                <w:szCs w:val="22"/>
               </w:rPr>
               <w:t xml:space="preserve">At induction and after each change</w:t>
             </w:r>
@@ -3556,13 +3518,11 @@
     </w:tbl>
     <w:p>
       <w:pPr>
-        <w:spacing w:after="120"/>
-      </w:pPr>
-      <w:r>
-        <w:rPr>
-          <w:rFonts w:ascii="Calibri" w:cs="Calibri" w:eastAsia="Calibri" w:hAnsi="Calibri"/>
-          <w:sz w:val="22"/>
-          <w:szCs w:val="22"/>
+        <w:spacing w:after="120" w:line="276"/>
+      </w:pPr>
+      <w:r>
+        <w:rPr>
+          <w:rFonts w:ascii="Calibri" w:cs="Calibri" w:eastAsia="Calibri" w:hAnsi="Calibri"/>
         </w:rPr>
         <w:t xml:space="preserve"/>
       </w:r>
@@ -3578,33 +3538,222 @@
           <w:b/>
           <w:bCs/>
         </w:rPr>
-        <w:t xml:space="preserve">About this document</w:t>
-      </w:r>
-    </w:p>
-    <w:p>
-      <w:pPr>
-        <w:spacing w:after="120"/>
-      </w:pPr>
-      <w:r>
-        <w:rPr>
-          <w:rFonts w:ascii="Calibri" w:cs="Calibri" w:eastAsia="Calibri" w:hAnsi="Calibri"/>
-          <w:sz w:val="22"/>
-          <w:szCs w:val="22"/>
-        </w:rPr>
-        <w:t xml:space="preserve">Readyline provides general information and document templates for your own review. It is not legal advice and does not take account of your specific circumstances. Seek legal advice if you are unsure how a requirement applies to you. Readyline is an independent service and is not affiliated with the National Disability Insurance Agency or the NDIS Quality and Safeguards Commission.</w:t>
-      </w:r>
-    </w:p>
-    <w:p>
-      <w:pPr>
-        <w:spacing w:after="120"/>
-      </w:pPr>
-      <w:r>
-        <w:rPr>
-          <w:rFonts w:ascii="Calibri" w:cs="Calibri" w:eastAsia="Calibri" w:hAnsi="Calibri"/>
-          <w:sz w:val="22"/>
-          <w:szCs w:val="22"/>
-        </w:rPr>
-        <w:t xml:space="preserve">First drafts of your documents are generated with AI from your questionnaire answers. You are responsible for reviewing, editing and adopting them before use.</w:t>
+        <w:t xml:space="preserve">Change log</w:t>
+      </w:r>
+    </w:p>
+    <w:p>
+      <w:pPr>
+        <w:spacing w:after="120" w:line="276"/>
+      </w:pPr>
+      <w:r>
+        <w:rPr>
+          <w:rFonts w:ascii="Calibri" w:cs="Calibri" w:eastAsia="Calibri" w:hAnsi="Calibri"/>
+        </w:rPr>
+        <w:t xml:space="preserve">We record every change to this document here and tell workers when a new version applies.</w:t>
+      </w:r>
+    </w:p>
+    <w:tbl>
+      <w:tblPr>
+        <w:tblW w:type="dxa" w:w="9000"/>
+        <w:tblBorders>
+          <w:top w:val="single" w:color="auto" w:sz="4"/>
+          <w:left w:val="single" w:color="auto" w:sz="4"/>
+          <w:bottom w:val="single" w:color="auto" w:sz="4"/>
+          <w:right w:val="single" w:color="auto" w:sz="4"/>
+          <w:insideH w:val="single" w:color="auto" w:sz="4"/>
+          <w:insideV w:val="single" w:color="auto" w:sz="4"/>
+        </w:tblBorders>
+      </w:tblPr>
+      <w:tblGrid>
+        <w:gridCol w:w="2250"/>
+        <w:gridCol w:w="2250"/>
+        <w:gridCol w:w="2250"/>
+        <w:gridCol w:w="2250"/>
+      </w:tblGrid>
+      <w:tr>
+        <w:trPr>
+          <w:tblHeader/>
+        </w:trPr>
+        <w:tc>
+          <w:tcPr>
+            <w:tcW w:type="dxa" w:w="2250"/>
+            <w:tcBorders>
+              <w:top w:val="single" w:color="999999" w:sz="4"/>
+              <w:left w:val="single" w:color="999999" w:sz="4"/>
+              <w:bottom w:val="single" w:color="999999" w:sz="4"/>
+              <w:right w:val="single" w:color="999999" w:sz="4"/>
+            </w:tcBorders>
+            <w:shd w:fill="EEEEEE" w:val="clear"/>
+          </w:tcPr>
+          <w:p>
+            <w:r>
+              <w:rPr>
+                <w:rFonts w:ascii="Calibri" w:cs="Calibri" w:eastAsia="Calibri" w:hAnsi="Calibri"/>
+                <w:b/>
+                <w:bCs/>
+              </w:rPr>
+              <w:t xml:space="preserve">Version</w:t>
+            </w:r>
+          </w:p>
+        </w:tc>
+        <w:tc>
+          <w:tcPr>
+            <w:tcW w:type="dxa" w:w="2250"/>
+            <w:tcBorders>
+              <w:top w:val="single" w:color="999999" w:sz="4"/>
+              <w:left w:val="single" w:color="999999" w:sz="4"/>
+              <w:bottom w:val="single" w:color="999999" w:sz="4"/>
+              <w:right w:val="single" w:color="999999" w:sz="4"/>
+            </w:tcBorders>
+            <w:shd w:fill="EEEEEE" w:val="clear"/>
+          </w:tcPr>
+          <w:p>
+            <w:r>
+              <w:rPr>
+                <w:rFonts w:ascii="Calibri" w:cs="Calibri" w:eastAsia="Calibri" w:hAnsi="Calibri"/>
+                <w:b/>
+                <w:bCs/>
+              </w:rPr>
+              <w:t xml:space="preserve">Date</w:t>
+            </w:r>
+          </w:p>
+        </w:tc>
+        <w:tc>
+          <w:tcPr>
+            <w:tcW w:type="dxa" w:w="2250"/>
+            <w:tcBorders>
+              <w:top w:val="single" w:color="999999" w:sz="4"/>
+              <w:left w:val="single" w:color="999999" w:sz="4"/>
+              <w:bottom w:val="single" w:color="999999" w:sz="4"/>
+              <w:right w:val="single" w:color="999999" w:sz="4"/>
+            </w:tcBorders>
+            <w:shd w:fill="EEEEEE" w:val="clear"/>
+          </w:tcPr>
+          <w:p>
+            <w:r>
+              <w:rPr>
+                <w:rFonts w:ascii="Calibri" w:cs="Calibri" w:eastAsia="Calibri" w:hAnsi="Calibri"/>
+                <w:b/>
+                <w:bCs/>
+              </w:rPr>
+              <w:t xml:space="preserve">What changed</w:t>
+            </w:r>
+          </w:p>
+        </w:tc>
+        <w:tc>
+          <w:tcPr>
+            <w:tcW w:type="dxa" w:w="2250"/>
+            <w:tcBorders>
+              <w:top w:val="single" w:color="999999" w:sz="4"/>
+              <w:left w:val="single" w:color="999999" w:sz="4"/>
+              <w:bottom w:val="single" w:color="999999" w:sz="4"/>
+              <w:right w:val="single" w:color="999999" w:sz="4"/>
+            </w:tcBorders>
+            <w:shd w:fill="EEEEEE" w:val="clear"/>
+          </w:tcPr>
+          <w:p>
+            <w:r>
+              <w:rPr>
+                <w:rFonts w:ascii="Calibri" w:cs="Calibri" w:eastAsia="Calibri" w:hAnsi="Calibri"/>
+                <w:b/>
+                <w:bCs/>
+              </w:rPr>
+              <w:t xml:space="preserve">By whom</w:t>
+            </w:r>
+          </w:p>
+        </w:tc>
+      </w:tr>
+      <w:tr>
+        <w:trPr>
+          <w:cantSplit/>
+        </w:trPr>
+        <w:tc>
+          <w:tcPr>
+            <w:tcW w:type="dxa" w:w="2250"/>
+            <w:tcBorders>
+              <w:top w:val="single" w:color="999999" w:sz="4"/>
+              <w:left w:val="single" w:color="999999" w:sz="4"/>
+              <w:bottom w:val="single" w:color="999999" w:sz="4"/>
+              <w:right w:val="single" w:color="999999" w:sz="4"/>
+            </w:tcBorders>
+          </w:tcPr>
+          <w:p>
+            <w:r>
+              <w:rPr>
+                <w:rFonts w:ascii="Calibri" w:cs="Calibri" w:eastAsia="Calibri" w:hAnsi="Calibri"/>
+              </w:rPr>
+              <w:t xml:space="preserve">review-pack</w:t>
+            </w:r>
+          </w:p>
+        </w:tc>
+        <w:tc>
+          <w:tcPr>
+            <w:tcW w:type="dxa" w:w="2250"/>
+            <w:tcBorders>
+              <w:top w:val="single" w:color="999999" w:sz="4"/>
+              <w:left w:val="single" w:color="999999" w:sz="4"/>
+              <w:bottom w:val="single" w:color="999999" w:sz="4"/>
+              <w:right w:val="single" w:color="999999" w:sz="4"/>
+            </w:tcBorders>
+          </w:tcPr>
+          <w:p>
+            <w:r>
+              <w:rPr>
+                <w:rFonts w:ascii="Calibri" w:cs="Calibri" w:eastAsia="Calibri" w:hAnsi="Calibri"/>
+              </w:rPr>
+              <w:t xml:space="preserve">14 October 2026</w:t>
+            </w:r>
+          </w:p>
+        </w:tc>
+        <w:tc>
+          <w:tcPr>
+            <w:tcW w:type="dxa" w:w="2250"/>
+            <w:tcBorders>
+              <w:top w:val="single" w:color="999999" w:sz="4"/>
+              <w:left w:val="single" w:color="999999" w:sz="4"/>
+              <w:bottom w:val="single" w:color="999999" w:sz="4"/>
+              <w:right w:val="single" w:color="999999" w:sz="4"/>
+            </w:tcBorders>
+          </w:tcPr>
+          <w:p>
+            <w:r>
+              <w:rPr>
+                <w:rFonts w:ascii="Calibri" w:cs="Calibri" w:eastAsia="Calibri" w:hAnsi="Calibri"/>
+              </w:rPr>
+              <w:t xml:space="preserve">First version, drafted from our questionnaire answers</w:t>
+            </w:r>
+          </w:p>
+        </w:tc>
+        <w:tc>
+          <w:tcPr>
+            <w:tcW w:type="dxa" w:w="2250"/>
+            <w:tcBorders>
+              <w:top w:val="single" w:color="999999" w:sz="4"/>
+              <w:left w:val="single" w:color="999999" w:sz="4"/>
+              <w:bottom w:val="single" w:color="999999" w:sz="4"/>
+              <w:right w:val="single" w:color="999999" w:sz="4"/>
+            </w:tcBorders>
+          </w:tcPr>
+          <w:p>
+            <w:r>
+              <w:rPr>
+                <w:rFonts w:ascii="Calibri" w:cs="Calibri" w:eastAsia="Calibri" w:hAnsi="Calibri"/>
+              </w:rPr>
+              <w:t xml:space="preserve">Jane Citizen</w:t>
+            </w:r>
+          </w:p>
+        </w:tc>
+      </w:tr>
+    </w:tbl>
+    <w:p>
+      <w:pPr>
+        <w:spacing w:after="120" w:line="276"/>
+      </w:pPr>
+      <w:r>
+        <w:rPr>
+          <w:rFonts w:ascii="Calibri" w:cs="Calibri" w:eastAsia="Calibri" w:hAnsi="Calibri"/>
+        </w:rPr>
+        <w:t xml:space="preserve"/>
       </w:r>
     </w:p>
     <w:sectPr>
@@ -3665,16 +3814,16 @@
     <w:r>
       <w:rPr>
         <w:rFonts w:ascii="Calibri" w:cs="Calibri" w:eastAsia="Calibri" w:hAnsi="Calibri"/>
-        <w:sz w:val="22"/>
-        <w:szCs w:val="22"/>
+        <w:sz w:val="24"/>
+        <w:szCs w:val="24"/>
       </w:rPr>
-      <w:t xml:space="preserve">Prepared with Readyline. Version review-pack. Page </w:t>
+      <w:t xml:space="preserve">Continuity of supports plan. Version review-pack. Draft prepared with Readyline. Page </w:t>
     </w:r>
     <w:r>
       <w:rPr>
         <w:rFonts w:ascii="Calibri" w:cs="Calibri" w:eastAsia="Calibri" w:hAnsi="Calibri"/>
-        <w:sz w:val="22"/>
-        <w:szCs w:val="22"/>
+        <w:sz w:val="24"/>
+        <w:szCs w:val="24"/>
       </w:rPr>
       <w:fldChar w:fldCharType="begin"/>
       <w:instrText xml:space="preserve">PAGE</w:instrText>
@@ -3684,16 +3833,16 @@
     <w:r>
       <w:rPr>
         <w:rFonts w:ascii="Calibri" w:cs="Calibri" w:eastAsia="Calibri" w:hAnsi="Calibri"/>
-        <w:sz w:val="22"/>
-        <w:szCs w:val="22"/>
+        <w:sz w:val="24"/>
+        <w:szCs w:val="24"/>
       </w:rPr>
       <w:t xml:space="preserve"> of </w:t>
     </w:r>
     <w:r>
       <w:rPr>
         <w:rFonts w:ascii="Calibri" w:cs="Calibri" w:eastAsia="Calibri" w:hAnsi="Calibri"/>
-        <w:sz w:val="22"/>
-        <w:szCs w:val="22"/>
+        <w:sz w:val="24"/>
+        <w:szCs w:val="24"/>
       </w:rPr>
       <w:fldChar w:fldCharType="begin"/>
       <w:instrText xml:space="preserve">NUMPAGES</w:instrText>
@@ -3750,8 +3899,8 @@
     <w:r>
       <w:rPr>
         <w:rFonts w:ascii="Calibri" w:cs="Calibri" w:eastAsia="Calibri" w:hAnsi="Calibri"/>
-        <w:sz w:val="22"/>
-        <w:szCs w:val="22"/>
+        <w:sz w:val="24"/>
+        <w:szCs w:val="24"/>
       </w:rPr>
       <w:t xml:space="preserve">Sunrise Supports: Continuity of supports plan</w:t>
     </w:r>
@@ -4016,11 +4165,16 @@
     <w:rPrDefault>
       <w:rPr>
         <w:rFonts w:ascii="Calibri" w:cs="Calibri" w:eastAsia="Calibri" w:hAnsi="Calibri"/>
-        <w:sz w:val="22"/>
-        <w:szCs w:val="22"/>
+        <w:sz w:val="24"/>
+        <w:szCs w:val="24"/>
       </w:rPr>
     </w:rPrDefault>
-    <w:pPrDefault/>
+    <w:pPrDefault>
+      <w:pPr>
+        <w:spacing w:after="120" w:line="276"/>
+        <w:jc w:val="left"/>
+      </w:pPr>
+    </w:pPrDefault>
   </w:docDefaults>
   <w:style w:type="paragraph" w:styleId="Normal" w:default="1">
     <w:name w:val="Normal"/>
@@ -4075,9 +4229,12 @@
     <w:next w:val="Normal"/>
     <w:qFormat/>
     <w:rPr>
-      <w:color w:val="2E74B5"/>
-      <w:sz w:val="26"/>
-      <w:szCs w:val="26"/>
+      <w:rFonts w:ascii="Calibri" w:cs="Calibri" w:eastAsia="Calibri" w:hAnsi="Calibri"/>
+      <w:b/>
+      <w:bCs/>
+      <w:color w:val="000000"/>
+      <w:sz w:val="24"/>
+      <w:szCs w:val="24"/>
     </w:rPr>
   </w:style>
   <w:style w:type="paragraph" w:styleId="Heading3">
